--- a/Primer_parcialpractico/prueba_corte1/Cuadernillo_Estudiante_Prueba_Corte1.docx
+++ b/Primer_parcialpractico/prueba_corte1/Cuadernillo_Estudiante_Prueba_Corte1.docx
@@ -84,12 +84,6 @@
         <w:gridCol w:w="2600"/>
       </w:tblGrid>
       <w:tr>
-        <w:tblPrEx>
-          <w:tblCellMar>
-            <w:top w:w="0" w:type="dxa"/>
-            <w:bottom w:w="0" w:type="dxa"/>
-          </w:tblCellMar>
-        </w:tblPrEx>
         <w:tc>
           <w:tcPr>
             <w:tcW w:w="2100" w:type="dxa"/>
@@ -126,7 +120,11 @@
             </w:tcMar>
             <w:vAlign w:val="center"/>
           </w:tcPr>
-          <w:p/>
+          <w:p>
+            <w:r>
+              <w:t>Edward Castillo</w:t>
+            </w:r>
+          </w:p>
         </w:tc>
         <w:tc>
           <w:tcPr>
@@ -164,7 +162,11 @@
             </w:tcMar>
             <w:vAlign w:val="center"/>
           </w:tcPr>
-          <w:p/>
+          <w:p>
+            <w:r>
+              <w:t>31/08/2026</w:t>
+            </w:r>
+          </w:p>
         </w:tc>
       </w:tr>
     </w:tbl>
@@ -172,6 +174,28 @@
       <w:pPr>
         <w:spacing w:after="220"/>
       </w:pPr>
+      <w:r>
+        <w:t xml:space="preserve">Link </w:t>
+      </w:r>
+      <w:proofErr w:type="spellStart"/>
+      <w:r>
+        <w:t>github</w:t>
+      </w:r>
+      <w:proofErr w:type="spellEnd"/>
+      <w:r>
+        <w:t xml:space="preserve"> repositorio: </w:t>
+      </w:r>
+    </w:p>
+    <w:p>
+      <w:pPr>
+        <w:spacing w:after="220"/>
+      </w:pPr>
+      <w:r>
+        <w:rPr>
+          <w:highlight w:val="lightGray"/>
+        </w:rPr>
+        <w:t>https://github.com/Ed333w/Edward-Castillo/tree/21726c8687d44124d080bdc60ac47700dba3f17e/Primer_parcialpractico/prueba_corte1</w:t>
+      </w:r>
     </w:p>
     <w:p>
       <w:pPr>
@@ -652,7 +676,25 @@
           <w:sz w:val="15"/>
           <w:szCs w:val="15"/>
         </w:rPr>
-        <w:t xml:space="preserve">  [OK ] </w:t>
+        <w:t xml:space="preserve">  [</w:t>
+      </w:r>
+      <w:proofErr w:type="gramStart"/>
+      <w:r>
+        <w:rPr>
+          <w:rFonts w:ascii="Consolas" w:eastAsia="Consolas" w:hAnsi="Consolas" w:cs="Consolas"/>
+          <w:sz w:val="15"/>
+          <w:szCs w:val="15"/>
+        </w:rPr>
+        <w:t>OK ]</w:t>
+      </w:r>
+      <w:proofErr w:type="gramEnd"/>
+      <w:r>
+        <w:rPr>
+          <w:rFonts w:ascii="Consolas" w:eastAsia="Consolas" w:hAnsi="Consolas" w:cs="Consolas"/>
+          <w:sz w:val="15"/>
+          <w:szCs w:val="15"/>
+        </w:rPr>
+        <w:t xml:space="preserve"> </w:t>
       </w:r>
       <w:proofErr w:type="spellStart"/>
       <w:r>
@@ -687,7 +729,25 @@
           <w:sz w:val="15"/>
           <w:szCs w:val="15"/>
         </w:rPr>
-        <w:t xml:space="preserve">  [OK ] </w:t>
+        <w:t xml:space="preserve">  [</w:t>
+      </w:r>
+      <w:proofErr w:type="gramStart"/>
+      <w:r>
+        <w:rPr>
+          <w:rFonts w:ascii="Consolas" w:eastAsia="Consolas" w:hAnsi="Consolas" w:cs="Consolas"/>
+          <w:sz w:val="15"/>
+          <w:szCs w:val="15"/>
+        </w:rPr>
+        <w:t>OK ]</w:t>
+      </w:r>
+      <w:proofErr w:type="gramEnd"/>
+      <w:r>
+        <w:rPr>
+          <w:rFonts w:ascii="Consolas" w:eastAsia="Consolas" w:hAnsi="Consolas" w:cs="Consolas"/>
+          <w:sz w:val="15"/>
+          <w:szCs w:val="15"/>
+        </w:rPr>
+        <w:t xml:space="preserve"> </w:t>
       </w:r>
       <w:proofErr w:type="spellStart"/>
       <w:r>
@@ -931,12 +991,6 @@
         <w:gridCol w:w="6000"/>
       </w:tblGrid>
       <w:tr>
-        <w:tblPrEx>
-          <w:tblCellMar>
-            <w:top w:w="0" w:type="dxa"/>
-            <w:bottom w:w="0" w:type="dxa"/>
-          </w:tblCellMar>
-        </w:tblPrEx>
         <w:trPr>
           <w:tblHeader/>
         </w:trPr>
@@ -1026,12 +1080,6 @@
         </w:tc>
       </w:tr>
       <w:tr>
-        <w:tblPrEx>
-          <w:tblCellMar>
-            <w:top w:w="0" w:type="dxa"/>
-            <w:bottom w:w="0" w:type="dxa"/>
-          </w:tblCellMar>
-        </w:tblPrEx>
         <w:tc>
           <w:tcPr>
             <w:tcW w:w="1300" w:type="dxa"/>
@@ -1100,12 +1148,6 @@
         </w:tc>
       </w:tr>
       <w:tr>
-        <w:tblPrEx>
-          <w:tblCellMar>
-            <w:top w:w="0" w:type="dxa"/>
-            <w:bottom w:w="0" w:type="dxa"/>
-          </w:tblCellMar>
-        </w:tblPrEx>
         <w:tc>
           <w:tcPr>
             <w:tcW w:w="1300" w:type="dxa"/>
@@ -1177,12 +1219,6 @@
         </w:tc>
       </w:tr>
       <w:tr>
-        <w:tblPrEx>
-          <w:tblCellMar>
-            <w:top w:w="0" w:type="dxa"/>
-            <w:bottom w:w="0" w:type="dxa"/>
-          </w:tblCellMar>
-        </w:tblPrEx>
         <w:tc>
           <w:tcPr>
             <w:tcW w:w="1300" w:type="dxa"/>
@@ -1317,18 +1353,30 @@
                 <w:sz w:val="18"/>
                 <w:szCs w:val="18"/>
               </w:rPr>
-              <w:t xml:space="preserve"> -g -o inventario inventario.cpp ./inventario</w:t>
+              <w:t xml:space="preserve"> -g -o inventario </w:t>
+            </w:r>
+            <w:proofErr w:type="gramStart"/>
+            <w:r>
+              <w:rPr>
+                <w:color w:val="000000"/>
+                <w:sz w:val="18"/>
+                <w:szCs w:val="18"/>
+              </w:rPr>
+              <w:t>inventario.cpp .</w:t>
+            </w:r>
+            <w:proofErr w:type="gramEnd"/>
+            <w:r>
+              <w:rPr>
+                <w:color w:val="000000"/>
+                <w:sz w:val="18"/>
+                <w:szCs w:val="18"/>
+              </w:rPr>
+              <w:t>/inventario</w:t>
             </w:r>
           </w:p>
         </w:tc>
       </w:tr>
       <w:tr>
-        <w:tblPrEx>
-          <w:tblCellMar>
-            <w:top w:w="0" w:type="dxa"/>
-            <w:bottom w:w="0" w:type="dxa"/>
-          </w:tblCellMar>
-        </w:tblPrEx>
         <w:tc>
           <w:tcPr>
             <w:tcW w:w="1300" w:type="dxa"/>
@@ -1394,7 +1442,25 @@
                 <w:sz w:val="18"/>
                 <w:szCs w:val="18"/>
               </w:rPr>
-              <w:t xml:space="preserve">./pruebas_t4.sh          (o bien:  </w:t>
+              <w:t xml:space="preserve">./pruebas_t4.sh       </w:t>
+            </w:r>
+            <w:proofErr w:type="gramStart"/>
+            <w:r>
+              <w:rPr>
+                <w:color w:val="000000"/>
+                <w:sz w:val="18"/>
+                <w:szCs w:val="18"/>
+              </w:rPr>
+              <w:t xml:space="preserve">   (</w:t>
+            </w:r>
+            <w:proofErr w:type="gramEnd"/>
+            <w:r>
+              <w:rPr>
+                <w:color w:val="000000"/>
+                <w:sz w:val="18"/>
+                <w:szCs w:val="18"/>
+              </w:rPr>
+              <w:t xml:space="preserve">o bien:  </w:t>
             </w:r>
             <w:proofErr w:type="spellStart"/>
             <w:r>
@@ -1418,12 +1484,6 @@
         </w:tc>
       </w:tr>
       <w:tr>
-        <w:tblPrEx>
-          <w:tblCellMar>
-            <w:top w:w="0" w:type="dxa"/>
-            <w:bottom w:w="0" w:type="dxa"/>
-          </w:tblCellMar>
-        </w:tblPrEx>
         <w:tc>
           <w:tcPr>
             <w:tcW w:w="1300" w:type="dxa"/>
@@ -1585,12 +1645,6 @@
         <w:gridCol w:w="3000"/>
       </w:tblGrid>
       <w:tr>
-        <w:tblPrEx>
-          <w:tblCellMar>
-            <w:top w:w="0" w:type="dxa"/>
-            <w:bottom w:w="0" w:type="dxa"/>
-          </w:tblCellMar>
-        </w:tblPrEx>
         <w:trPr>
           <w:tblHeader/>
         </w:trPr>
@@ -1736,12 +1790,6 @@
         </w:tc>
       </w:tr>
       <w:tr>
-        <w:tblPrEx>
-          <w:tblCellMar>
-            <w:top w:w="0" w:type="dxa"/>
-            <w:bottom w:w="0" w:type="dxa"/>
-          </w:tblCellMar>
-        </w:tblPrEx>
         <w:tc>
           <w:tcPr>
             <w:tcW w:w="1400" w:type="dxa"/>
@@ -1845,12 +1893,6 @@
         </w:tc>
       </w:tr>
       <w:tr>
-        <w:tblPrEx>
-          <w:tblCellMar>
-            <w:top w:w="0" w:type="dxa"/>
-            <w:bottom w:w="0" w:type="dxa"/>
-          </w:tblCellMar>
-        </w:tblPrEx>
         <w:tc>
           <w:tcPr>
             <w:tcW w:w="1400" w:type="dxa"/>
@@ -1958,12 +2000,6 @@
         </w:tc>
       </w:tr>
       <w:tr>
-        <w:tblPrEx>
-          <w:tblCellMar>
-            <w:top w:w="0" w:type="dxa"/>
-            <w:bottom w:w="0" w:type="dxa"/>
-          </w:tblCellMar>
-        </w:tblPrEx>
         <w:tc>
           <w:tcPr>
             <w:tcW w:w="1400" w:type="dxa"/>
@@ -2067,12 +2103,6 @@
         </w:tc>
       </w:tr>
       <w:tr>
-        <w:tblPrEx>
-          <w:tblCellMar>
-            <w:top w:w="0" w:type="dxa"/>
-            <w:bottom w:w="0" w:type="dxa"/>
-          </w:tblCellMar>
-        </w:tblPrEx>
         <w:tc>
           <w:tcPr>
             <w:tcW w:w="1400" w:type="dxa"/>
@@ -2181,12 +2211,6 @@
         </w:tc>
       </w:tr>
       <w:tr>
-        <w:tblPrEx>
-          <w:tblCellMar>
-            <w:top w:w="0" w:type="dxa"/>
-            <w:bottom w:w="0" w:type="dxa"/>
-          </w:tblCellMar>
-        </w:tblPrEx>
         <w:tc>
           <w:tcPr>
             <w:tcW w:w="1400" w:type="dxa"/>
@@ -2781,7 +2805,25 @@
           <w:sz w:val="15"/>
           <w:szCs w:val="15"/>
         </w:rPr>
-        <w:t xml:space="preserve"> v[4] = {5, 3, 9, 1};</w:t>
+        <w:t xml:space="preserve"> </w:t>
+      </w:r>
+      <w:proofErr w:type="gramStart"/>
+      <w:r>
+        <w:rPr>
+          <w:rFonts w:ascii="Consolas" w:eastAsia="Consolas" w:hAnsi="Consolas" w:cs="Consolas"/>
+          <w:sz w:val="15"/>
+          <w:szCs w:val="15"/>
+        </w:rPr>
+        <w:t>v[</w:t>
+      </w:r>
+      <w:proofErr w:type="gramEnd"/>
+      <w:r>
+        <w:rPr>
+          <w:rFonts w:ascii="Consolas" w:eastAsia="Consolas" w:hAnsi="Consolas" w:cs="Consolas"/>
+          <w:sz w:val="15"/>
+          <w:szCs w:val="15"/>
+        </w:rPr>
+        <w:t>4] = {5, 3, 9, 1};</w:t>
       </w:r>
     </w:p>
     <w:p>
@@ -2890,13 +2932,23 @@
         <w:spacing w:line="220" w:lineRule="auto"/>
         <w:ind w:left="240"/>
       </w:pPr>
-      <w:r>
-        <w:rPr>
-          <w:rFonts w:ascii="Consolas" w:eastAsia="Consolas" w:hAnsi="Consolas" w:cs="Consolas"/>
-          <w:sz w:val="15"/>
-          <w:szCs w:val="15"/>
-        </w:rPr>
-        <w:t>m[0][0] = 7</w:t>
+      <w:proofErr w:type="gramStart"/>
+      <w:r>
+        <w:rPr>
+          <w:rFonts w:ascii="Consolas" w:eastAsia="Consolas" w:hAnsi="Consolas" w:cs="Consolas"/>
+          <w:sz w:val="15"/>
+          <w:szCs w:val="15"/>
+        </w:rPr>
+        <w:t>m[</w:t>
+      </w:r>
+      <w:proofErr w:type="gramEnd"/>
+      <w:r>
+        <w:rPr>
+          <w:rFonts w:ascii="Consolas" w:eastAsia="Consolas" w:hAnsi="Consolas" w:cs="Consolas"/>
+          <w:sz w:val="15"/>
+          <w:szCs w:val="15"/>
+        </w:rPr>
+        <w:t>0][0] = 7</w:t>
       </w:r>
     </w:p>
     <w:p>
@@ -3146,6 +3198,7 @@
         <w:t xml:space="preserve">    </w:t>
       </w:r>
       <w:proofErr w:type="spellStart"/>
+      <w:proofErr w:type="gramStart"/>
       <w:r>
         <w:rPr>
           <w:rFonts w:ascii="Consolas" w:eastAsia="Consolas" w:hAnsi="Consolas" w:cs="Consolas"/>
@@ -3155,6 +3208,7 @@
         <w:t>lista.append</w:t>
       </w:r>
       <w:proofErr w:type="spellEnd"/>
+      <w:proofErr w:type="gramEnd"/>
       <w:r>
         <w:rPr>
           <w:rFonts w:ascii="Consolas" w:eastAsia="Consolas" w:hAnsi="Consolas" w:cs="Consolas"/>
@@ -3287,9 +3341,30 @@
           <w:szCs w:val="15"/>
           <w:lang w:val="en-US"/>
         </w:rPr>
-        <w:t xml:space="preserve">class A { public: string </w:t>
+        <w:t xml:space="preserve">class A </w:t>
+      </w:r>
+      <w:proofErr w:type="gramStart"/>
+      <w:r>
+        <w:rPr>
+          <w:rFonts w:ascii="Consolas" w:eastAsia="Consolas" w:hAnsi="Consolas" w:cs="Consolas"/>
+          <w:sz w:val="15"/>
+          <w:szCs w:val="15"/>
+          <w:lang w:val="en-US"/>
+        </w:rPr>
+        <w:t>{ public</w:t>
+      </w:r>
+      <w:proofErr w:type="gramEnd"/>
+      <w:r>
+        <w:rPr>
+          <w:rFonts w:ascii="Consolas" w:eastAsia="Consolas" w:hAnsi="Consolas" w:cs="Consolas"/>
+          <w:sz w:val="15"/>
+          <w:szCs w:val="15"/>
+          <w:lang w:val="en-US"/>
+        </w:rPr>
+        <w:t xml:space="preserve">: string </w:t>
       </w:r>
       <w:proofErr w:type="spellStart"/>
+      <w:proofErr w:type="gramStart"/>
       <w:r>
         <w:rPr>
           <w:rFonts w:ascii="Consolas" w:eastAsia="Consolas" w:hAnsi="Consolas" w:cs="Consolas"/>
@@ -3307,7 +3382,57 @@
           <w:szCs w:val="15"/>
           <w:lang w:val="en-US"/>
         </w:rPr>
-        <w:t>() const { return "Soy A"; } };</w:t>
+        <w:t>(</w:t>
+      </w:r>
+      <w:proofErr w:type="gramEnd"/>
+      <w:r>
+        <w:rPr>
+          <w:rFonts w:ascii="Consolas" w:eastAsia="Consolas" w:hAnsi="Consolas" w:cs="Consolas"/>
+          <w:sz w:val="15"/>
+          <w:szCs w:val="15"/>
+          <w:lang w:val="en-US"/>
+        </w:rPr>
+        <w:t xml:space="preserve">) const </w:t>
+      </w:r>
+      <w:proofErr w:type="gramStart"/>
+      <w:r>
+        <w:rPr>
+          <w:rFonts w:ascii="Consolas" w:eastAsia="Consolas" w:hAnsi="Consolas" w:cs="Consolas"/>
+          <w:sz w:val="15"/>
+          <w:szCs w:val="15"/>
+          <w:lang w:val="en-US"/>
+        </w:rPr>
+        <w:t>{ return</w:t>
+      </w:r>
+      <w:proofErr w:type="gramEnd"/>
+      <w:r>
+        <w:rPr>
+          <w:rFonts w:ascii="Consolas" w:eastAsia="Consolas" w:hAnsi="Consolas" w:cs="Consolas"/>
+          <w:sz w:val="15"/>
+          <w:szCs w:val="15"/>
+          <w:lang w:val="en-US"/>
+        </w:rPr>
+        <w:t xml:space="preserve"> "Soy A"</w:t>
+      </w:r>
+      <w:proofErr w:type="gramStart"/>
+      <w:r>
+        <w:rPr>
+          <w:rFonts w:ascii="Consolas" w:eastAsia="Consolas" w:hAnsi="Consolas" w:cs="Consolas"/>
+          <w:sz w:val="15"/>
+          <w:szCs w:val="15"/>
+          <w:lang w:val="en-US"/>
+        </w:rPr>
+        <w:t>; }</w:t>
+      </w:r>
+      <w:proofErr w:type="gramEnd"/>
+      <w:r>
+        <w:rPr>
+          <w:rFonts w:ascii="Consolas" w:eastAsia="Consolas" w:hAnsi="Consolas" w:cs="Consolas"/>
+          <w:sz w:val="15"/>
+          <w:szCs w:val="15"/>
+          <w:lang w:val="en-US"/>
+        </w:rPr>
+        <w:t xml:space="preserve"> };</w:t>
       </w:r>
     </w:p>
     <w:p>
@@ -3328,9 +3453,50 @@
           <w:szCs w:val="15"/>
           <w:lang w:val="en-US"/>
         </w:rPr>
-        <w:t xml:space="preserve">class B : public A { public: string </w:t>
+        <w:t xml:space="preserve">class </w:t>
+      </w:r>
+      <w:proofErr w:type="gramStart"/>
+      <w:r>
+        <w:rPr>
+          <w:rFonts w:ascii="Consolas" w:eastAsia="Consolas" w:hAnsi="Consolas" w:cs="Consolas"/>
+          <w:sz w:val="15"/>
+          <w:szCs w:val="15"/>
+          <w:lang w:val="en-US"/>
+        </w:rPr>
+        <w:t>B :</w:t>
+      </w:r>
+      <w:proofErr w:type="gramEnd"/>
+      <w:r>
+        <w:rPr>
+          <w:rFonts w:ascii="Consolas" w:eastAsia="Consolas" w:hAnsi="Consolas" w:cs="Consolas"/>
+          <w:sz w:val="15"/>
+          <w:szCs w:val="15"/>
+          <w:lang w:val="en-US"/>
+        </w:rPr>
+        <w:t xml:space="preserve"> public A </w:t>
+      </w:r>
+      <w:proofErr w:type="gramStart"/>
+      <w:r>
+        <w:rPr>
+          <w:rFonts w:ascii="Consolas" w:eastAsia="Consolas" w:hAnsi="Consolas" w:cs="Consolas"/>
+          <w:sz w:val="15"/>
+          <w:szCs w:val="15"/>
+          <w:lang w:val="en-US"/>
+        </w:rPr>
+        <w:t>{ public</w:t>
+      </w:r>
+      <w:proofErr w:type="gramEnd"/>
+      <w:r>
+        <w:rPr>
+          <w:rFonts w:ascii="Consolas" w:eastAsia="Consolas" w:hAnsi="Consolas" w:cs="Consolas"/>
+          <w:sz w:val="15"/>
+          <w:szCs w:val="15"/>
+          <w:lang w:val="en-US"/>
+        </w:rPr>
+        <w:t xml:space="preserve">: string </w:t>
       </w:r>
       <w:proofErr w:type="spellStart"/>
+      <w:proofErr w:type="gramStart"/>
       <w:r>
         <w:rPr>
           <w:rFonts w:ascii="Consolas" w:eastAsia="Consolas" w:hAnsi="Consolas" w:cs="Consolas"/>
@@ -3348,7 +3514,57 @@
           <w:szCs w:val="15"/>
           <w:lang w:val="en-US"/>
         </w:rPr>
-        <w:t>() const { return "Soy B"; } };</w:t>
+        <w:t>(</w:t>
+      </w:r>
+      <w:proofErr w:type="gramEnd"/>
+      <w:r>
+        <w:rPr>
+          <w:rFonts w:ascii="Consolas" w:eastAsia="Consolas" w:hAnsi="Consolas" w:cs="Consolas"/>
+          <w:sz w:val="15"/>
+          <w:szCs w:val="15"/>
+          <w:lang w:val="en-US"/>
+        </w:rPr>
+        <w:t xml:space="preserve">) const </w:t>
+      </w:r>
+      <w:proofErr w:type="gramStart"/>
+      <w:r>
+        <w:rPr>
+          <w:rFonts w:ascii="Consolas" w:eastAsia="Consolas" w:hAnsi="Consolas" w:cs="Consolas"/>
+          <w:sz w:val="15"/>
+          <w:szCs w:val="15"/>
+          <w:lang w:val="en-US"/>
+        </w:rPr>
+        <w:t>{ return</w:t>
+      </w:r>
+      <w:proofErr w:type="gramEnd"/>
+      <w:r>
+        <w:rPr>
+          <w:rFonts w:ascii="Consolas" w:eastAsia="Consolas" w:hAnsi="Consolas" w:cs="Consolas"/>
+          <w:sz w:val="15"/>
+          <w:szCs w:val="15"/>
+          <w:lang w:val="en-US"/>
+        </w:rPr>
+        <w:t xml:space="preserve"> "Soy B"</w:t>
+      </w:r>
+      <w:proofErr w:type="gramStart"/>
+      <w:r>
+        <w:rPr>
+          <w:rFonts w:ascii="Consolas" w:eastAsia="Consolas" w:hAnsi="Consolas" w:cs="Consolas"/>
+          <w:sz w:val="15"/>
+          <w:szCs w:val="15"/>
+          <w:lang w:val="en-US"/>
+        </w:rPr>
+        <w:t>; }</w:t>
+      </w:r>
+      <w:proofErr w:type="gramEnd"/>
+      <w:r>
+        <w:rPr>
+          <w:rFonts w:ascii="Consolas" w:eastAsia="Consolas" w:hAnsi="Consolas" w:cs="Consolas"/>
+          <w:sz w:val="15"/>
+          <w:szCs w:val="15"/>
+          <w:lang w:val="en-US"/>
+        </w:rPr>
+        <w:t xml:space="preserve"> };</w:t>
       </w:r>
     </w:p>
     <w:p>
@@ -3429,7 +3645,25 @@
           <w:sz w:val="15"/>
           <w:szCs w:val="15"/>
         </w:rPr>
-        <w:t xml:space="preserve"> &lt;&lt; p-&gt;quien();</w:t>
+        <w:t xml:space="preserve"> &lt;&lt; p-&gt;</w:t>
+      </w:r>
+      <w:proofErr w:type="gramStart"/>
+      <w:r>
+        <w:rPr>
+          <w:rFonts w:ascii="Consolas" w:eastAsia="Consolas" w:hAnsi="Consolas" w:cs="Consolas"/>
+          <w:sz w:val="15"/>
+          <w:szCs w:val="15"/>
+        </w:rPr>
+        <w:t>quien(</w:t>
+      </w:r>
+      <w:proofErr w:type="gramEnd"/>
+      <w:r>
+        <w:rPr>
+          <w:rFonts w:ascii="Consolas" w:eastAsia="Consolas" w:hAnsi="Consolas" w:cs="Consolas"/>
+          <w:sz w:val="15"/>
+          <w:szCs w:val="15"/>
+        </w:rPr>
+        <w:t>);</w:t>
       </w:r>
     </w:p>
     <w:p>
@@ -3561,7 +3795,37 @@
           <w:szCs w:val="15"/>
           <w:lang w:val="en-US"/>
         </w:rPr>
-        <w:t xml:space="preserve">    Registro(int n) { </w:t>
+        <w:t xml:space="preserve">    </w:t>
+      </w:r>
+      <w:proofErr w:type="gramStart"/>
+      <w:r>
+        <w:rPr>
+          <w:rFonts w:ascii="Consolas" w:eastAsia="Consolas" w:hAnsi="Consolas" w:cs="Consolas"/>
+          <w:sz w:val="15"/>
+          <w:szCs w:val="15"/>
+          <w:lang w:val="en-US"/>
+        </w:rPr>
+        <w:t>Registro(</w:t>
+      </w:r>
+      <w:proofErr w:type="gramEnd"/>
+      <w:r>
+        <w:rPr>
+          <w:rFonts w:ascii="Consolas" w:eastAsia="Consolas" w:hAnsi="Consolas" w:cs="Consolas"/>
+          <w:sz w:val="15"/>
+          <w:szCs w:val="15"/>
+          <w:lang w:val="en-US"/>
+        </w:rPr>
+        <w:t xml:space="preserve">int n) </w:t>
+      </w:r>
+      <w:proofErr w:type="gramStart"/>
+      <w:r>
+        <w:rPr>
+          <w:rFonts w:ascii="Consolas" w:eastAsia="Consolas" w:hAnsi="Consolas" w:cs="Consolas"/>
+          <w:sz w:val="15"/>
+          <w:szCs w:val="15"/>
+          <w:lang w:val="en-US"/>
+        </w:rPr>
+        <w:t xml:space="preserve">{ </w:t>
       </w:r>
       <w:proofErr w:type="spellStart"/>
       <w:r>
@@ -3574,6 +3838,7 @@
         <w:t>datos</w:t>
       </w:r>
       <w:proofErr w:type="spellEnd"/>
+      <w:proofErr w:type="gramEnd"/>
       <w:r>
         <w:rPr>
           <w:rFonts w:ascii="Consolas" w:eastAsia="Consolas" w:hAnsi="Consolas" w:cs="Consolas"/>
@@ -3581,8 +3846,19 @@
           <w:szCs w:val="15"/>
           <w:lang w:val="en-US"/>
         </w:rPr>
-        <w:t xml:space="preserve"> = new int[n]; }</w:t>
-      </w:r>
+        <w:t xml:space="preserve"> = new int[n]</w:t>
+      </w:r>
+      <w:proofErr w:type="gramStart"/>
+      <w:r>
+        <w:rPr>
+          <w:rFonts w:ascii="Consolas" w:eastAsia="Consolas" w:hAnsi="Consolas" w:cs="Consolas"/>
+          <w:sz w:val="15"/>
+          <w:szCs w:val="15"/>
+          <w:lang w:val="en-US"/>
+        </w:rPr>
+        <w:t>; }</w:t>
+      </w:r>
+      <w:proofErr w:type="gramEnd"/>
     </w:p>
     <w:p>
       <w:pPr>
@@ -3607,8 +3883,36 @@
           <w:sz w:val="15"/>
           <w:szCs w:val="15"/>
         </w:rPr>
-        <w:t>~Registro() { }</w:t>
-      </w:r>
+        <w:t>~</w:t>
+      </w:r>
+      <w:proofErr w:type="gramStart"/>
+      <w:r>
+        <w:rPr>
+          <w:rFonts w:ascii="Consolas" w:eastAsia="Consolas" w:hAnsi="Consolas" w:cs="Consolas"/>
+          <w:sz w:val="15"/>
+          <w:szCs w:val="15"/>
+        </w:rPr>
+        <w:t>Registro(</w:t>
+      </w:r>
+      <w:proofErr w:type="gramEnd"/>
+      <w:r>
+        <w:rPr>
+          <w:rFonts w:ascii="Consolas" w:eastAsia="Consolas" w:hAnsi="Consolas" w:cs="Consolas"/>
+          <w:sz w:val="15"/>
+          <w:szCs w:val="15"/>
+        </w:rPr>
+        <w:t xml:space="preserve">) </w:t>
+      </w:r>
+      <w:proofErr w:type="gramStart"/>
+      <w:r>
+        <w:rPr>
+          <w:rFonts w:ascii="Consolas" w:eastAsia="Consolas" w:hAnsi="Consolas" w:cs="Consolas"/>
+          <w:sz w:val="15"/>
+          <w:szCs w:val="15"/>
+        </w:rPr>
+        <w:t>{ }</w:t>
+      </w:r>
+      <w:proofErr w:type="gramEnd"/>
     </w:p>
     <w:p>
       <w:pPr>
@@ -3672,7 +3976,22 @@
       </w:r>
       <w:r>
         <w:br/>
-        <w:t xml:space="preserve">va imprimir 9 porque es un apuntador que comienza desde la posición 0 y le suma 2 posiciones y el numero que </w:t>
+      </w:r>
+      <w:proofErr w:type="gramStart"/>
+      <w:r>
+        <w:t>va</w:t>
+      </w:r>
+      <w:proofErr w:type="gramEnd"/>
+      <w:r>
+        <w:t xml:space="preserve"> imprimir 9 porque es un apuntador que comienza desde la posición 0 y le suma 2 posiciones y el </w:t>
+      </w:r>
+      <w:proofErr w:type="spellStart"/>
+      <w:r>
+        <w:t>numero</w:t>
+      </w:r>
+      <w:proofErr w:type="spellEnd"/>
+      <w:r>
+        <w:t xml:space="preserve"> que </w:t>
       </w:r>
       <w:proofErr w:type="spellStart"/>
       <w:r>
@@ -3698,7 +4017,15 @@
         <w:t xml:space="preserve">Imprime </w:t>
       </w:r>
       <w:r>
-        <w:t>[7, 0, 0][7,0, 0]</w:t>
+        <w:t>[7, 0, 0</w:t>
+      </w:r>
+      <w:proofErr w:type="gramStart"/>
+      <w:r>
+        <w:t>][</w:t>
+      </w:r>
+      <w:proofErr w:type="gramEnd"/>
+      <w:r>
+        <w:t>7,0, 0]</w:t>
       </w:r>
     </w:p>
     <w:p>
@@ -3713,7 +4040,14 @@
       </w:r>
       <w:r>
         <w:br/>
-        <w:t>va imprimir la lista [1, 2, 3]</w:t>
+      </w:r>
+      <w:proofErr w:type="gramStart"/>
+      <w:r>
+        <w:t>va</w:t>
+      </w:r>
+      <w:proofErr w:type="gramEnd"/>
+      <w:r>
+        <w:t xml:space="preserve"> imprimir la lista [1, 2, 3]</w:t>
       </w:r>
     </w:p>
     <w:p>
@@ -3728,7 +4062,14 @@
       </w:r>
       <w:r>
         <w:br/>
-        <w:t>va imprimir la lista [1, 2, 3, 4]</w:t>
+      </w:r>
+      <w:proofErr w:type="gramStart"/>
+      <w:r>
+        <w:t>va</w:t>
+      </w:r>
+      <w:proofErr w:type="gramEnd"/>
+      <w:r>
+        <w:t xml:space="preserve"> imprimir la lista [1, 2, 3, 4]</w:t>
       </w:r>
     </w:p>
     <w:p>
@@ -4328,868 +4669,142 @@
         </w:rPr>
         <w:br/>
       </w:r>
-      <w:proofErr w:type="spellStart"/>
-      <w:r>
-        <w:t>def</w:t>
-      </w:r>
-      <w:proofErr w:type="spellEnd"/>
-      <w:r>
-        <w:t xml:space="preserve"> </w:t>
-      </w:r>
-      <w:proofErr w:type="spellStart"/>
-      <w:r>
-        <w:t>total_por_punto</w:t>
-      </w:r>
-      <w:proofErr w:type="spellEnd"/>
-      <w:r>
-        <w:t>(m):</w:t>
-      </w:r>
     </w:p>
     <w:p>
       <w:pPr>
         <w:spacing w:after="200"/>
       </w:pPr>
       <w:r>
-        <w:t>    """Devuelve una lista con el total recogido por cada punto (fila)."""</w:t>
+        <w:rPr>
+          <w:noProof/>
+        </w:rPr>
+        <w:lastRenderedPageBreak/>
+        <w:drawing>
+          <wp:inline distT="0" distB="0" distL="0" distR="0" wp14:anchorId="04486F9A" wp14:editId="3F3B5350">
+            <wp:extent cx="6400800" cy="3242945"/>
+            <wp:effectExtent l="0" t="0" r="0" b="0"/>
+            <wp:docPr id="1265715057" name="Imagen 1"/>
+            <wp:cNvGraphicFramePr>
+              <a:graphicFrameLocks xmlns:a="http://schemas.openxmlformats.org/drawingml/2006/main" noChangeAspect="1"/>
+            </wp:cNvGraphicFramePr>
+            <a:graphic xmlns:a="http://schemas.openxmlformats.org/drawingml/2006/main">
+              <a:graphicData uri="http://schemas.openxmlformats.org/drawingml/2006/picture">
+                <pic:pic xmlns:pic="http://schemas.openxmlformats.org/drawingml/2006/picture">
+                  <pic:nvPicPr>
+                    <pic:cNvPr id="1265715057" name=""/>
+                    <pic:cNvPicPr/>
+                  </pic:nvPicPr>
+                  <pic:blipFill>
+                    <a:blip r:embed="rId7"/>
+                    <a:stretch>
+                      <a:fillRect/>
+                    </a:stretch>
+                  </pic:blipFill>
+                  <pic:spPr>
+                    <a:xfrm>
+                      <a:off x="0" y="0"/>
+                      <a:ext cx="6400800" cy="3242945"/>
+                    </a:xfrm>
+                    <a:prstGeom prst="rect">
+                      <a:avLst/>
+                    </a:prstGeom>
+                  </pic:spPr>
+                </pic:pic>
+              </a:graphicData>
+            </a:graphic>
+          </wp:inline>
+        </w:drawing>
       </w:r>
     </w:p>
     <w:p>
       <w:pPr>
         <w:spacing w:after="200"/>
-        <w:rPr>
-          <w:lang w:val="en-US"/>
-        </w:rPr>
-      </w:pPr>
-      <w:r>
-        <w:t xml:space="preserve">    </w:t>
-      </w:r>
-      <w:proofErr w:type="spellStart"/>
-      <w:r>
-        <w:rPr>
-          <w:lang w:val="en-US"/>
-        </w:rPr>
-        <w:t>totales</w:t>
-      </w:r>
-      <w:proofErr w:type="spellEnd"/>
-      <w:r>
-        <w:rPr>
-          <w:lang w:val="en-US"/>
-        </w:rPr>
-        <w:t xml:space="preserve"> = []</w:t>
+      </w:pPr>
+      <w:r>
+        <w:br/>
+      </w:r>
+      <w:r>
+        <w:rPr>
+          <w:noProof/>
+        </w:rPr>
+        <w:drawing>
+          <wp:inline distT="0" distB="0" distL="0" distR="0" wp14:anchorId="50FB7699" wp14:editId="6F9E4547">
+            <wp:extent cx="6400800" cy="2404745"/>
+            <wp:effectExtent l="0" t="0" r="0" b="0"/>
+            <wp:docPr id="96282394" name="Imagen 1"/>
+            <wp:cNvGraphicFramePr>
+              <a:graphicFrameLocks xmlns:a="http://schemas.openxmlformats.org/drawingml/2006/main" noChangeAspect="1"/>
+            </wp:cNvGraphicFramePr>
+            <a:graphic xmlns:a="http://schemas.openxmlformats.org/drawingml/2006/main">
+              <a:graphicData uri="http://schemas.openxmlformats.org/drawingml/2006/picture">
+                <pic:pic xmlns:pic="http://schemas.openxmlformats.org/drawingml/2006/picture">
+                  <pic:nvPicPr>
+                    <pic:cNvPr id="96282394" name=""/>
+                    <pic:cNvPicPr/>
+                  </pic:nvPicPr>
+                  <pic:blipFill>
+                    <a:blip r:embed="rId8"/>
+                    <a:stretch>
+                      <a:fillRect/>
+                    </a:stretch>
+                  </pic:blipFill>
+                  <pic:spPr>
+                    <a:xfrm>
+                      <a:off x="0" y="0"/>
+                      <a:ext cx="6400800" cy="2404745"/>
+                    </a:xfrm>
+                    <a:prstGeom prst="rect">
+                      <a:avLst/>
+                    </a:prstGeom>
+                  </pic:spPr>
+                </pic:pic>
+              </a:graphicData>
+            </a:graphic>
+          </wp:inline>
+        </w:drawing>
       </w:r>
     </w:p>
     <w:p>
       <w:pPr>
         <w:spacing w:after="200"/>
-        <w:rPr>
-          <w:lang w:val="en-US"/>
-        </w:rPr>
-      </w:pPr>
-      <w:r>
-        <w:rPr>
-          <w:lang w:val="en-US"/>
-        </w:rPr>
-        <w:t>    for fila in m:</w:t>
-      </w:r>
-    </w:p>
-    <w:p>
-      <w:pPr>
-        <w:spacing w:after="200"/>
-        <w:rPr>
-          <w:lang w:val="en-US"/>
-        </w:rPr>
-      </w:pPr>
-      <w:r>
-        <w:rPr>
-          <w:lang w:val="en-US"/>
-        </w:rPr>
-        <w:t>        s = 0</w:t>
-      </w:r>
-    </w:p>
-    <w:p>
-      <w:pPr>
-        <w:spacing w:after="200"/>
-        <w:rPr>
-          <w:lang w:val="en-US"/>
-        </w:rPr>
-      </w:pPr>
-      <w:r>
-        <w:rPr>
-          <w:lang w:val="en-US"/>
-        </w:rPr>
-        <w:t>        for v in fila:</w:t>
-      </w:r>
-    </w:p>
-    <w:p>
-      <w:pPr>
-        <w:spacing w:after="200"/>
-        <w:rPr>
-          <w:lang w:val="en-US"/>
-        </w:rPr>
-      </w:pPr>
-      <w:r>
-        <w:rPr>
-          <w:lang w:val="en-US"/>
-        </w:rPr>
-        <w:t>            s += v</w:t>
-      </w:r>
-    </w:p>
-    <w:p>
-      <w:pPr>
-        <w:spacing w:after="200"/>
-        <w:rPr>
-          <w:lang w:val="en-US"/>
-        </w:rPr>
-      </w:pPr>
-      <w:r>
-        <w:rPr>
-          <w:lang w:val="en-US"/>
-        </w:rPr>
-        <w:t xml:space="preserve">        </w:t>
-      </w:r>
-      <w:proofErr w:type="spellStart"/>
-      <w:r>
-        <w:rPr>
-          <w:lang w:val="en-US"/>
-        </w:rPr>
-        <w:t>totales.append</w:t>
-      </w:r>
-      <w:proofErr w:type="spellEnd"/>
-      <w:r>
-        <w:rPr>
-          <w:lang w:val="en-US"/>
-        </w:rPr>
-        <w:t>(s)</w:t>
-      </w:r>
-    </w:p>
-    <w:p>
-      <w:pPr>
-        <w:spacing w:after="200"/>
-      </w:pPr>
-      <w:r>
-        <w:rPr>
-          <w:lang w:val="en-US"/>
-        </w:rPr>
-        <w:t xml:space="preserve">    </w:t>
-      </w:r>
-      <w:proofErr w:type="spellStart"/>
-      <w:r>
-        <w:t>return</w:t>
-      </w:r>
-      <w:proofErr w:type="spellEnd"/>
-      <w:r>
-        <w:t xml:space="preserve"> totales</w:t>
-      </w:r>
-    </w:p>
-    <w:p>
-      <w:pPr>
-        <w:spacing w:after="200"/>
-      </w:pPr>
-    </w:p>
-    <w:p>
-      <w:pPr>
-        <w:spacing w:after="200"/>
-      </w:pPr>
-    </w:p>
-    <w:p>
-      <w:pPr>
-        <w:spacing w:after="200"/>
-      </w:pPr>
-      <w:proofErr w:type="spellStart"/>
-      <w:r>
-        <w:lastRenderedPageBreak/>
-        <w:t>def</w:t>
-      </w:r>
-      <w:proofErr w:type="spellEnd"/>
-      <w:r>
-        <w:t xml:space="preserve"> </w:t>
-      </w:r>
-      <w:proofErr w:type="spellStart"/>
-      <w:r>
-        <w:t>total_por_dia</w:t>
-      </w:r>
-      <w:proofErr w:type="spellEnd"/>
-      <w:r>
-        <w:t>(m):</w:t>
-      </w:r>
-    </w:p>
-    <w:p>
-      <w:pPr>
-        <w:spacing w:after="200"/>
-      </w:pPr>
-      <w:r>
-        <w:t xml:space="preserve">    """Devuelve una lista con el total recogido cada </w:t>
-      </w:r>
-      <w:proofErr w:type="spellStart"/>
-      <w:r>
-        <w:t>dia</w:t>
-      </w:r>
-      <w:proofErr w:type="spellEnd"/>
-      <w:r>
-        <w:t xml:space="preserve"> (columna).</w:t>
-      </w:r>
-    </w:p>
-    <w:p>
-      <w:pPr>
-        <w:spacing w:after="200"/>
-      </w:pPr>
-      <w:r>
-        <w:t>       BUG REPORTADO: entrega totales incorrectos."""</w:t>
-      </w:r>
-    </w:p>
-    <w:p>
-      <w:pPr>
-        <w:spacing w:after="200"/>
-        <w:rPr>
-          <w:lang w:val="en-US"/>
-        </w:rPr>
-      </w:pPr>
-      <w:r>
-        <w:t xml:space="preserve">    </w:t>
-      </w:r>
-      <w:proofErr w:type="spellStart"/>
-      <w:r>
-        <w:rPr>
-          <w:lang w:val="en-US"/>
-        </w:rPr>
-        <w:t>totales</w:t>
-      </w:r>
-      <w:proofErr w:type="spellEnd"/>
-      <w:r>
-        <w:rPr>
-          <w:lang w:val="en-US"/>
-        </w:rPr>
-        <w:t xml:space="preserve"> = []</w:t>
-      </w:r>
-    </w:p>
-    <w:p>
-      <w:pPr>
-        <w:spacing w:after="200"/>
-        <w:rPr>
-          <w:lang w:val="en-US"/>
-        </w:rPr>
-      </w:pPr>
-      <w:r>
-        <w:rPr>
-          <w:lang w:val="en-US"/>
-        </w:rPr>
-        <w:t>    for j in range(</w:t>
-      </w:r>
-      <w:proofErr w:type="spellStart"/>
-      <w:r>
-        <w:rPr>
-          <w:lang w:val="en-US"/>
-        </w:rPr>
-        <w:t>len</w:t>
-      </w:r>
-      <w:proofErr w:type="spellEnd"/>
-      <w:r>
-        <w:rPr>
-          <w:lang w:val="en-US"/>
-        </w:rPr>
-        <w:t>(m[0</w:t>
-      </w:r>
-    </w:p>
-    <w:p>
-      <w:pPr>
-        <w:spacing w:after="200"/>
-        <w:rPr>
-          <w:lang w:val="en-US"/>
-        </w:rPr>
-      </w:pPr>
-      <w:r>
-        <w:rPr>
-          <w:lang w:val="en-US"/>
-        </w:rPr>
-        <w:t>        s = 0</w:t>
-      </w:r>
-    </w:p>
-    <w:p>
-      <w:pPr>
-        <w:spacing w:after="200"/>
-        <w:rPr>
-          <w:lang w:val="en-US"/>
-        </w:rPr>
-      </w:pPr>
-      <w:r>
-        <w:rPr>
-          <w:lang w:val="en-US"/>
-        </w:rPr>
-        <w:t xml:space="preserve">        for </w:t>
-      </w:r>
-      <w:proofErr w:type="spellStart"/>
-      <w:r>
-        <w:rPr>
-          <w:lang w:val="en-US"/>
-        </w:rPr>
-        <w:t>i</w:t>
-      </w:r>
-      <w:proofErr w:type="spellEnd"/>
-      <w:r>
-        <w:rPr>
-          <w:lang w:val="en-US"/>
-        </w:rPr>
-        <w:t xml:space="preserve"> in range(</w:t>
-      </w:r>
-      <w:proofErr w:type="spellStart"/>
-      <w:r>
-        <w:rPr>
-          <w:lang w:val="en-US"/>
-        </w:rPr>
-        <w:t>len</w:t>
-      </w:r>
-      <w:proofErr w:type="spellEnd"/>
-      <w:r>
-        <w:rPr>
-          <w:lang w:val="en-US"/>
-        </w:rPr>
-        <w:t>(m)):</w:t>
-      </w:r>
-    </w:p>
-    <w:p>
-      <w:pPr>
-        <w:spacing w:after="200"/>
-        <w:rPr>
-          <w:lang w:val="en-US"/>
-        </w:rPr>
-      </w:pPr>
-      <w:r>
-        <w:rPr>
-          <w:lang w:val="en-US"/>
-        </w:rPr>
-        <w:t>            s += m[</w:t>
-      </w:r>
-      <w:proofErr w:type="spellStart"/>
-      <w:r>
-        <w:rPr>
-          <w:lang w:val="en-US"/>
-        </w:rPr>
-        <w:t>i</w:t>
-      </w:r>
-      <w:proofErr w:type="spellEnd"/>
-      <w:r>
-        <w:rPr>
-          <w:lang w:val="en-US"/>
-        </w:rPr>
-        <w:t>][j]</w:t>
-      </w:r>
-    </w:p>
-    <w:p>
-      <w:pPr>
-        <w:spacing w:after="200"/>
-        <w:rPr>
-          <w:lang w:val="en-US"/>
-        </w:rPr>
-      </w:pPr>
-      <w:r>
-        <w:rPr>
-          <w:lang w:val="en-US"/>
-        </w:rPr>
-        <w:t xml:space="preserve">        </w:t>
-      </w:r>
-      <w:proofErr w:type="spellStart"/>
-      <w:r>
-        <w:rPr>
-          <w:lang w:val="en-US"/>
-        </w:rPr>
-        <w:t>totales.append</w:t>
-      </w:r>
-      <w:proofErr w:type="spellEnd"/>
-      <w:r>
-        <w:rPr>
-          <w:lang w:val="en-US"/>
-        </w:rPr>
-        <w:t>(s)</w:t>
-      </w:r>
-    </w:p>
-    <w:p>
-      <w:pPr>
-        <w:spacing w:after="200"/>
-      </w:pPr>
-      <w:r>
-        <w:rPr>
-          <w:lang w:val="en-US"/>
-        </w:rPr>
-        <w:t xml:space="preserve">    </w:t>
-      </w:r>
-      <w:proofErr w:type="spellStart"/>
-      <w:r>
-        <w:t>return</w:t>
-      </w:r>
-      <w:proofErr w:type="spellEnd"/>
-      <w:r>
-        <w:t xml:space="preserve"> totales</w:t>
-      </w:r>
-    </w:p>
-    <w:p>
-      <w:pPr>
-        <w:spacing w:after="200"/>
-      </w:pPr>
-      <w:r>
-        <w:rPr>
-          <w:highlight w:val="lightGray"/>
-        </w:rPr>
-        <w:t>en la línea de código 30 esta</w:t>
-      </w:r>
-      <w:r>
-        <w:rPr>
-          <w:highlight w:val="lightGray"/>
-        </w:rPr>
-        <w:t xml:space="preserve"> comentado el cambio de código que se hiz</w:t>
-      </w:r>
-      <w:r>
-        <w:t>o</w:t>
-      </w:r>
-    </w:p>
-    <w:p>
-      <w:pPr>
-        <w:spacing w:after="200"/>
-      </w:pPr>
-      <w:proofErr w:type="spellStart"/>
-      <w:r>
-        <w:t>def</w:t>
-      </w:r>
-      <w:proofErr w:type="spellEnd"/>
-      <w:r>
-        <w:t xml:space="preserve"> </w:t>
-      </w:r>
-      <w:proofErr w:type="spellStart"/>
-      <w:r>
-        <w:t>dia_mas_flojo</w:t>
-      </w:r>
-      <w:proofErr w:type="spellEnd"/>
-      <w:r>
-        <w:t>(m):</w:t>
-      </w:r>
-    </w:p>
-    <w:p>
-      <w:pPr>
-        <w:spacing w:after="200"/>
-      </w:pPr>
-      <w:r>
-        <w:t xml:space="preserve">    """Devuelve el </w:t>
-      </w:r>
-      <w:proofErr w:type="spellStart"/>
-      <w:r>
-        <w:t>indice</w:t>
-      </w:r>
-      <w:proofErr w:type="spellEnd"/>
-      <w:r>
-        <w:t xml:space="preserve"> del </w:t>
-      </w:r>
-      <w:proofErr w:type="spellStart"/>
-      <w:r>
-        <w:t>dia</w:t>
-      </w:r>
-      <w:proofErr w:type="spellEnd"/>
-      <w:r>
-        <w:t xml:space="preserve"> con MENOR </w:t>
-      </w:r>
-      <w:proofErr w:type="spellStart"/>
-      <w:r>
-        <w:t>recoleccion</w:t>
-      </w:r>
-      <w:proofErr w:type="spellEnd"/>
-      <w:r>
-        <w:t xml:space="preserve"> total.</w:t>
-      </w:r>
-    </w:p>
-    <w:p>
-      <w:pPr>
-        <w:spacing w:after="200"/>
-      </w:pPr>
-      <w:r>
-        <w:t>       PENDIENTE: implementar."""</w:t>
-      </w:r>
-    </w:p>
-    <w:p>
-      <w:pPr>
-        <w:spacing w:after="200"/>
-      </w:pPr>
-      <w:r>
-        <w:t xml:space="preserve">    totales = </w:t>
-      </w:r>
-      <w:proofErr w:type="spellStart"/>
-      <w:r>
-        <w:t>total_por_dia</w:t>
-      </w:r>
-      <w:proofErr w:type="spellEnd"/>
-      <w:r>
-        <w:t>(m)</w:t>
-      </w:r>
-    </w:p>
-    <w:p>
-      <w:pPr>
-        <w:spacing w:after="200"/>
-      </w:pPr>
-      <w:r>
-        <w:t xml:space="preserve">    </w:t>
-      </w:r>
-      <w:proofErr w:type="spellStart"/>
-      <w:r>
-        <w:t>minimo</w:t>
-      </w:r>
-      <w:proofErr w:type="spellEnd"/>
-      <w:r>
-        <w:t xml:space="preserve"> = min(totales)</w:t>
-      </w:r>
-    </w:p>
-    <w:p>
-      <w:pPr>
-        <w:spacing w:after="200"/>
-      </w:pPr>
-      <w:r>
-        <w:t xml:space="preserve">    </w:t>
-      </w:r>
-      <w:proofErr w:type="spellStart"/>
-      <w:r>
-        <w:t>return</w:t>
-      </w:r>
-      <w:proofErr w:type="spellEnd"/>
-      <w:r>
-        <w:t xml:space="preserve"> </w:t>
-      </w:r>
-      <w:proofErr w:type="spellStart"/>
-      <w:r>
-        <w:t>totales.index</w:t>
-      </w:r>
-      <w:proofErr w:type="spellEnd"/>
-      <w:r>
-        <w:t>(</w:t>
-      </w:r>
-      <w:proofErr w:type="spellStart"/>
-      <w:r>
-        <w:t>minimo</w:t>
-      </w:r>
-      <w:proofErr w:type="spellEnd"/>
-      <w:r>
-        <w:t>)</w:t>
-      </w:r>
-    </w:p>
-    <w:p>
-      <w:pPr>
-        <w:spacing w:after="200"/>
-      </w:pPr>
-    </w:p>
-    <w:p>
-      <w:pPr>
-        <w:spacing w:after="200"/>
-      </w:pPr>
-    </w:p>
-    <w:p>
-      <w:pPr>
-        <w:spacing w:after="200"/>
-      </w:pPr>
-      <w:proofErr w:type="spellStart"/>
-      <w:r>
-        <w:t>def</w:t>
-      </w:r>
-      <w:proofErr w:type="spellEnd"/>
-      <w:r>
-        <w:t xml:space="preserve"> </w:t>
-      </w:r>
-      <w:proofErr w:type="spellStart"/>
-      <w:r>
-        <w:t>puntos_inactivos</w:t>
-      </w:r>
-      <w:proofErr w:type="spellEnd"/>
-      <w:r>
-        <w:t>(m):</w:t>
-      </w:r>
-    </w:p>
-    <w:p>
-      <w:pPr>
-        <w:spacing w:after="200"/>
-      </w:pPr>
-      <w:r>
-        <w:t xml:space="preserve">    """Devuelve cuantos registros </w:t>
-      </w:r>
-      <w:proofErr w:type="spellStart"/>
-      <w:r>
-        <w:t>estan</w:t>
-      </w:r>
-      <w:proofErr w:type="spellEnd"/>
-      <w:r>
-        <w:t xml:space="preserve"> en 0 (el punto no opero ese </w:t>
-      </w:r>
-      <w:proofErr w:type="spellStart"/>
-      <w:r>
-        <w:t>dia</w:t>
-      </w:r>
-      <w:proofErr w:type="spellEnd"/>
-      <w:r>
-        <w:t>).</w:t>
-      </w:r>
-    </w:p>
-    <w:p>
-      <w:pPr>
-        <w:spacing w:after="200"/>
-        <w:rPr>
-          <w:lang w:val="en-US"/>
-        </w:rPr>
-      </w:pPr>
-      <w:r>
-        <w:t>       </w:t>
-      </w:r>
-      <w:r>
-        <w:rPr>
-          <w:lang w:val="en-US"/>
-        </w:rPr>
-        <w:t xml:space="preserve">PENDIENTE: </w:t>
-      </w:r>
-      <w:proofErr w:type="spellStart"/>
-      <w:r>
-        <w:rPr>
-          <w:lang w:val="en-US"/>
-        </w:rPr>
-        <w:t>implementar</w:t>
-      </w:r>
-      <w:proofErr w:type="spellEnd"/>
-      <w:r>
-        <w:rPr>
-          <w:lang w:val="en-US"/>
-        </w:rPr>
-        <w:t>."""</w:t>
-      </w:r>
-    </w:p>
-    <w:p>
-      <w:pPr>
-        <w:spacing w:after="200"/>
-        <w:rPr>
-          <w:lang w:val="en-US"/>
-        </w:rPr>
-      </w:pPr>
-      <w:r>
-        <w:rPr>
-          <w:lang w:val="en-US"/>
-        </w:rPr>
-        <w:t>    count = 0</w:t>
-      </w:r>
-    </w:p>
-    <w:p>
-      <w:pPr>
-        <w:spacing w:after="200"/>
-        <w:rPr>
-          <w:lang w:val="en-US"/>
-        </w:rPr>
-      </w:pPr>
-      <w:r>
-        <w:rPr>
-          <w:lang w:val="en-US"/>
-        </w:rPr>
-        <w:t>    for fila in m:</w:t>
-      </w:r>
-    </w:p>
-    <w:p>
-      <w:pPr>
-        <w:spacing w:after="200"/>
-        <w:rPr>
-          <w:lang w:val="en-US"/>
-        </w:rPr>
-      </w:pPr>
-      <w:r>
-        <w:rPr>
-          <w:lang w:val="en-US"/>
-        </w:rPr>
-        <w:t>        for v in fila:</w:t>
-      </w:r>
-    </w:p>
-    <w:p>
-      <w:pPr>
-        <w:spacing w:after="200"/>
-        <w:rPr>
-          <w:lang w:val="en-US"/>
-        </w:rPr>
-      </w:pPr>
-      <w:r>
-        <w:rPr>
-          <w:lang w:val="en-US"/>
-        </w:rPr>
-        <w:t>            if v == 0:</w:t>
-      </w:r>
-    </w:p>
-    <w:p>
-      <w:pPr>
-        <w:spacing w:after="200"/>
-      </w:pPr>
-      <w:r>
-        <w:rPr>
-          <w:lang w:val="en-US"/>
-        </w:rPr>
-        <w:t xml:space="preserve">                </w:t>
-      </w:r>
-      <w:proofErr w:type="spellStart"/>
-      <w:r>
-        <w:t>count</w:t>
-      </w:r>
-      <w:proofErr w:type="spellEnd"/>
-      <w:r>
-        <w:t xml:space="preserve"> += 1</w:t>
-      </w:r>
-    </w:p>
-    <w:p>
-      <w:pPr>
-        <w:spacing w:after="200"/>
-      </w:pPr>
-      <w:r>
-        <w:t xml:space="preserve">    </w:t>
-      </w:r>
-      <w:proofErr w:type="spellStart"/>
-      <w:r>
-        <w:t>return</w:t>
-      </w:r>
-      <w:proofErr w:type="spellEnd"/>
-      <w:r>
-        <w:t xml:space="preserve"> </w:t>
-      </w:r>
-      <w:proofErr w:type="spellStart"/>
-      <w:r>
-        <w:t>count</w:t>
-      </w:r>
-      <w:proofErr w:type="spellEnd"/>
-    </w:p>
-    <w:p>
-      <w:pPr>
-        <w:spacing w:after="200"/>
-      </w:pPr>
-    </w:p>
-    <w:p>
-      <w:pPr>
-        <w:spacing w:after="200"/>
-      </w:pPr>
-      <w:proofErr w:type="spellStart"/>
-      <w:r>
-        <w:t>print</w:t>
-      </w:r>
-      <w:proofErr w:type="spellEnd"/>
-      <w:r>
-        <w:t xml:space="preserve">("Total por punto:", </w:t>
-      </w:r>
-      <w:proofErr w:type="spellStart"/>
-      <w:r>
-        <w:t>total_por_punto</w:t>
-      </w:r>
-      <w:proofErr w:type="spellEnd"/>
-      <w:r>
-        <w:t>(</w:t>
-      </w:r>
-      <w:proofErr w:type="spellStart"/>
-      <w:r>
-        <w:t>ocupacion</w:t>
-      </w:r>
-      <w:proofErr w:type="spellEnd"/>
-      <w:r>
-        <w:t>))</w:t>
-      </w:r>
-    </w:p>
-    <w:p>
-      <w:pPr>
-        <w:spacing w:after="200"/>
-      </w:pPr>
-      <w:proofErr w:type="spellStart"/>
-      <w:r>
-        <w:t>print</w:t>
-      </w:r>
-      <w:proofErr w:type="spellEnd"/>
-      <w:r>
-        <w:t xml:space="preserve">("Total por </w:t>
-      </w:r>
-      <w:proofErr w:type="spellStart"/>
-      <w:r>
-        <w:t>dia</w:t>
-      </w:r>
-      <w:proofErr w:type="spellEnd"/>
-      <w:r>
-        <w:t xml:space="preserve">:", </w:t>
-      </w:r>
-      <w:proofErr w:type="spellStart"/>
-      <w:r>
-        <w:t>total_por_dia</w:t>
-      </w:r>
-      <w:proofErr w:type="spellEnd"/>
-      <w:r>
-        <w:t>(</w:t>
-      </w:r>
-      <w:proofErr w:type="spellStart"/>
-      <w:r>
-        <w:t>ocupacion</w:t>
-      </w:r>
-      <w:proofErr w:type="spellEnd"/>
-      <w:r>
-        <w:t>))</w:t>
-      </w:r>
-    </w:p>
-    <w:p>
-      <w:pPr>
-        <w:spacing w:after="200"/>
-      </w:pPr>
-      <w:proofErr w:type="spellStart"/>
-      <w:r>
-        <w:lastRenderedPageBreak/>
-        <w:t>print</w:t>
-      </w:r>
-      <w:proofErr w:type="spellEnd"/>
-      <w:r>
-        <w:t xml:space="preserve">("Dia </w:t>
-      </w:r>
-      <w:proofErr w:type="spellStart"/>
-      <w:r>
-        <w:t>mas</w:t>
-      </w:r>
-      <w:proofErr w:type="spellEnd"/>
-      <w:r>
-        <w:t xml:space="preserve"> flojo:", </w:t>
-      </w:r>
-      <w:proofErr w:type="spellStart"/>
-      <w:r>
-        <w:t>dia_mas_flojo</w:t>
-      </w:r>
-      <w:proofErr w:type="spellEnd"/>
-      <w:r>
-        <w:t>(</w:t>
-      </w:r>
-      <w:proofErr w:type="spellStart"/>
-      <w:r>
-        <w:t>ocupacion</w:t>
-      </w:r>
-      <w:proofErr w:type="spellEnd"/>
-      <w:r>
-        <w:t>))</w:t>
-      </w:r>
-    </w:p>
-    <w:p>
-      <w:pPr>
-        <w:spacing w:after="200"/>
-      </w:pPr>
-      <w:proofErr w:type="spellStart"/>
-      <w:r>
-        <w:t>print</w:t>
-      </w:r>
-      <w:proofErr w:type="spellEnd"/>
-      <w:r>
-        <w:t xml:space="preserve">("Puntos inactivos:", </w:t>
-      </w:r>
-      <w:proofErr w:type="spellStart"/>
-      <w:r>
-        <w:t>puntos_inactivos</w:t>
-      </w:r>
-      <w:proofErr w:type="spellEnd"/>
-      <w:r>
-        <w:t>(</w:t>
-      </w:r>
-      <w:proofErr w:type="spellStart"/>
-      <w:r>
-        <w:t>ocupacion</w:t>
-      </w:r>
-      <w:proofErr w:type="spellEnd"/>
-      <w:r>
-        <w:t>))</w:t>
-      </w:r>
-    </w:p>
-    <w:p>
-      <w:pPr>
-        <w:spacing w:after="200"/>
-      </w:pPr>
+      </w:pPr>
+      <w:r>
+        <w:drawing>
+          <wp:inline distT="0" distB="0" distL="0" distR="0" wp14:anchorId="0A7E8C35" wp14:editId="33D5926A">
+            <wp:extent cx="5677692" cy="1905266"/>
+            <wp:effectExtent l="0" t="0" r="0" b="0"/>
+            <wp:docPr id="1848156964" name="Imagen 1"/>
+            <wp:cNvGraphicFramePr>
+              <a:graphicFrameLocks xmlns:a="http://schemas.openxmlformats.org/drawingml/2006/main" noChangeAspect="1"/>
+            </wp:cNvGraphicFramePr>
+            <a:graphic xmlns:a="http://schemas.openxmlformats.org/drawingml/2006/main">
+              <a:graphicData uri="http://schemas.openxmlformats.org/drawingml/2006/picture">
+                <pic:pic xmlns:pic="http://schemas.openxmlformats.org/drawingml/2006/picture">
+                  <pic:nvPicPr>
+                    <pic:cNvPr id="1848156964" name=""/>
+                    <pic:cNvPicPr/>
+                  </pic:nvPicPr>
+                  <pic:blipFill>
+                    <a:blip r:embed="rId9"/>
+                    <a:stretch>
+                      <a:fillRect/>
+                    </a:stretch>
+                  </pic:blipFill>
+                  <pic:spPr>
+                    <a:xfrm>
+                      <a:off x="0" y="0"/>
+                      <a:ext cx="5677692" cy="1905266"/>
+                    </a:xfrm>
+                    <a:prstGeom prst="rect">
+                      <a:avLst/>
+                    </a:prstGeom>
+                  </pic:spPr>
+                </pic:pic>
+              </a:graphicData>
+            </a:graphic>
+          </wp:inline>
+        </w:drawing>
+      </w:r>
     </w:p>
     <w:p>
       <w:pPr>
@@ -5689,13 +5304,23 @@
         <w:spacing w:after="120" w:line="220" w:lineRule="auto"/>
         <w:ind w:left="240"/>
       </w:pPr>
-      <w:r>
-        <w:rPr>
-          <w:rFonts w:ascii="Consolas" w:eastAsia="Consolas" w:hAnsi="Consolas" w:cs="Consolas"/>
-          <w:sz w:val="15"/>
-          <w:szCs w:val="15"/>
-        </w:rPr>
-        <w:t>$ ./inventario</w:t>
+      <w:proofErr w:type="gramStart"/>
+      <w:r>
+        <w:rPr>
+          <w:rFonts w:ascii="Consolas" w:eastAsia="Consolas" w:hAnsi="Consolas" w:cs="Consolas"/>
+          <w:sz w:val="15"/>
+          <w:szCs w:val="15"/>
+        </w:rPr>
+        <w:t>$ .</w:t>
+      </w:r>
+      <w:proofErr w:type="gramEnd"/>
+      <w:r>
+        <w:rPr>
+          <w:rFonts w:ascii="Consolas" w:eastAsia="Consolas" w:hAnsi="Consolas" w:cs="Consolas"/>
+          <w:sz w:val="15"/>
+          <w:szCs w:val="15"/>
+        </w:rPr>
+        <w:t>/inventario</w:t>
       </w:r>
     </w:p>
     <w:p>
@@ -5914,6 +5539,7 @@
         <w:t xml:space="preserve"> en vez de </w:t>
       </w:r>
       <w:proofErr w:type="spellStart"/>
+      <w:proofErr w:type="gramStart"/>
       <w:r>
         <w:rPr>
           <w:sz w:val="19"/>
@@ -5927,7 +5553,31 @@
           <w:sz w:val="19"/>
           <w:szCs w:val="19"/>
         </w:rPr>
-        <w:t>[] para memoria reservada con new[].</w:t>
+        <w:t>[</w:t>
+      </w:r>
+      <w:proofErr w:type="gramEnd"/>
+      <w:r>
+        <w:rPr>
+          <w:sz w:val="19"/>
+          <w:szCs w:val="19"/>
+        </w:rPr>
+        <w:t xml:space="preserve">] para memoria reservada con </w:t>
+      </w:r>
+      <w:proofErr w:type="gramStart"/>
+      <w:r>
+        <w:rPr>
+          <w:sz w:val="19"/>
+          <w:szCs w:val="19"/>
+        </w:rPr>
+        <w:t>new[</w:t>
+      </w:r>
+      <w:proofErr w:type="gramEnd"/>
+      <w:r>
+        <w:rPr>
+          <w:sz w:val="19"/>
+          <w:szCs w:val="19"/>
+        </w:rPr>
+        <w:t>].</w:t>
       </w:r>
     </w:p>
     <w:p>
@@ -5997,1529 +5647,143 @@
         <w:spacing w:after="200"/>
         <w:rPr>
           <w:color w:val="000000"/>
-          <w:lang w:val="en-US"/>
-        </w:rPr>
-      </w:pPr>
-      <w:r>
-        <w:rPr>
+        </w:rPr>
+      </w:pPr>
+      <w:r>
+        <w:rPr>
+          <w:noProof/>
           <w:color w:val="000000"/>
-          <w:lang w:val="en-US"/>
-        </w:rPr>
-        <w:t>#include &lt;iostream&gt;</w:t>
-      </w:r>
-    </w:p>
-    <w:p>
-      <w:pPr>
-        <w:spacing w:after="200"/>
+        </w:rPr>
+        <w:lastRenderedPageBreak/>
+        <w:drawing>
+          <wp:inline distT="0" distB="0" distL="0" distR="0" wp14:anchorId="772E59EF" wp14:editId="41E53446">
+            <wp:extent cx="6400800" cy="2596515"/>
+            <wp:effectExtent l="0" t="0" r="0" b="0"/>
+            <wp:docPr id="889383823" name="Imagen 1"/>
+            <wp:cNvGraphicFramePr>
+              <a:graphicFrameLocks xmlns:a="http://schemas.openxmlformats.org/drawingml/2006/main" noChangeAspect="1"/>
+            </wp:cNvGraphicFramePr>
+            <a:graphic xmlns:a="http://schemas.openxmlformats.org/drawingml/2006/main">
+              <a:graphicData uri="http://schemas.openxmlformats.org/drawingml/2006/picture">
+                <pic:pic xmlns:pic="http://schemas.openxmlformats.org/drawingml/2006/picture">
+                  <pic:nvPicPr>
+                    <pic:cNvPr id="889383823" name=""/>
+                    <pic:cNvPicPr/>
+                  </pic:nvPicPr>
+                  <pic:blipFill>
+                    <a:blip r:embed="rId10"/>
+                    <a:stretch>
+                      <a:fillRect/>
+                    </a:stretch>
+                  </pic:blipFill>
+                  <pic:spPr>
+                    <a:xfrm>
+                      <a:off x="0" y="0"/>
+                      <a:ext cx="6400800" cy="2596515"/>
+                    </a:xfrm>
+                    <a:prstGeom prst="rect">
+                      <a:avLst/>
+                    </a:prstGeom>
+                  </pic:spPr>
+                </pic:pic>
+              </a:graphicData>
+            </a:graphic>
+          </wp:inline>
+        </w:drawing>
+      </w:r>
+      <w:r>
         <w:rPr>
           <w:color w:val="000000"/>
-          <w:lang w:val="en-US"/>
-        </w:rPr>
-      </w:pPr>
-      <w:r>
-        <w:rPr>
+        </w:rPr>
+        <w:br/>
+      </w:r>
+      <w:r>
+        <w:rPr>
+          <w:noProof/>
           <w:color w:val="000000"/>
-          <w:lang w:val="en-US"/>
-        </w:rPr>
-        <w:t>#include &lt;string&gt;</w:t>
-      </w:r>
-    </w:p>
-    <w:p>
-      <w:pPr>
-        <w:spacing w:after="200"/>
+        </w:rPr>
+        <w:drawing>
+          <wp:inline distT="0" distB="0" distL="0" distR="0" wp14:anchorId="707A5C6D" wp14:editId="7FCD4491">
+            <wp:extent cx="6400800" cy="3134995"/>
+            <wp:effectExtent l="0" t="0" r="0" b="8255"/>
+            <wp:docPr id="1461353311" name="Imagen 1"/>
+            <wp:cNvGraphicFramePr>
+              <a:graphicFrameLocks xmlns:a="http://schemas.openxmlformats.org/drawingml/2006/main" noChangeAspect="1"/>
+            </wp:cNvGraphicFramePr>
+            <a:graphic xmlns:a="http://schemas.openxmlformats.org/drawingml/2006/main">
+              <a:graphicData uri="http://schemas.openxmlformats.org/drawingml/2006/picture">
+                <pic:pic xmlns:pic="http://schemas.openxmlformats.org/drawingml/2006/picture">
+                  <pic:nvPicPr>
+                    <pic:cNvPr id="1461353311" name=""/>
+                    <pic:cNvPicPr/>
+                  </pic:nvPicPr>
+                  <pic:blipFill>
+                    <a:blip r:embed="rId11"/>
+                    <a:stretch>
+                      <a:fillRect/>
+                    </a:stretch>
+                  </pic:blipFill>
+                  <pic:spPr>
+                    <a:xfrm>
+                      <a:off x="0" y="0"/>
+                      <a:ext cx="6400800" cy="3134995"/>
+                    </a:xfrm>
+                    <a:prstGeom prst="rect">
+                      <a:avLst/>
+                    </a:prstGeom>
+                  </pic:spPr>
+                </pic:pic>
+              </a:graphicData>
+            </a:graphic>
+          </wp:inline>
+        </w:drawing>
+      </w:r>
+      <w:r>
         <w:rPr>
           <w:color w:val="000000"/>
-          <w:lang w:val="en-US"/>
-        </w:rPr>
-      </w:pPr>
-      <w:r>
-        <w:rPr>
+        </w:rPr>
+        <w:br/>
+      </w:r>
+      <w:r>
+        <w:rPr>
+          <w:noProof/>
           <w:color w:val="000000"/>
-          <w:lang w:val="en-US"/>
-        </w:rPr>
-        <w:t>using namespace std;</w:t>
-      </w:r>
-    </w:p>
-    <w:p>
-      <w:pPr>
-        <w:spacing w:after="200"/>
-        <w:rPr>
-          <w:color w:val="000000"/>
-          <w:lang w:val="en-US"/>
-        </w:rPr>
-      </w:pPr>
-    </w:p>
-    <w:p>
-      <w:pPr>
-        <w:spacing w:after="200"/>
-        <w:rPr>
-          <w:color w:val="000000"/>
-          <w:lang w:val="en-US"/>
-        </w:rPr>
-      </w:pPr>
-      <w:r>
-        <w:rPr>
-          <w:color w:val="000000"/>
-          <w:lang w:val="en-US"/>
-        </w:rPr>
-        <w:t>class Equipo {</w:t>
-      </w:r>
-    </w:p>
-    <w:p>
-      <w:pPr>
-        <w:spacing w:after="200"/>
-        <w:rPr>
-          <w:color w:val="000000"/>
-          <w:lang w:val="en-US"/>
-        </w:rPr>
-      </w:pPr>
-      <w:r>
-        <w:rPr>
-          <w:color w:val="000000"/>
-          <w:lang w:val="en-US"/>
-        </w:rPr>
-        <w:lastRenderedPageBreak/>
-        <w:t>private:</w:t>
-      </w:r>
-    </w:p>
-    <w:p>
-      <w:pPr>
-        <w:spacing w:after="200"/>
-        <w:rPr>
-          <w:color w:val="000000"/>
-          <w:lang w:val="en-US"/>
-        </w:rPr>
-      </w:pPr>
-      <w:r>
-        <w:rPr>
-          <w:color w:val="000000"/>
-          <w:lang w:val="en-US"/>
-        </w:rPr>
-        <w:t>    string codigo;</w:t>
-      </w:r>
-    </w:p>
-    <w:p>
-      <w:pPr>
-        <w:spacing w:after="200"/>
-        <w:rPr>
-          <w:color w:val="000000"/>
-        </w:rPr>
-      </w:pPr>
-      <w:r>
-        <w:rPr>
-          <w:color w:val="000000"/>
-          <w:lang w:val="en-US"/>
-        </w:rPr>
-        <w:t xml:space="preserve">    </w:t>
-      </w:r>
-      <w:proofErr w:type="spellStart"/>
-      <w:r>
-        <w:rPr>
-          <w:color w:val="000000"/>
-        </w:rPr>
-        <w:t>int</w:t>
-      </w:r>
-      <w:proofErr w:type="spellEnd"/>
-      <w:r>
-        <w:rPr>
-          <w:color w:val="000000"/>
-        </w:rPr>
-        <w:t>*   historial;      // kilos/usos registrados</w:t>
-      </w:r>
-    </w:p>
-    <w:p>
-      <w:pPr>
-        <w:spacing w:after="200"/>
-        <w:rPr>
-          <w:color w:val="000000"/>
-        </w:rPr>
-      </w:pPr>
-      <w:r>
-        <w:rPr>
-          <w:color w:val="000000"/>
-        </w:rPr>
-        <w:t xml:space="preserve">    </w:t>
-      </w:r>
-      <w:proofErr w:type="spellStart"/>
-      <w:r>
-        <w:rPr>
-          <w:color w:val="000000"/>
-        </w:rPr>
-        <w:t>int</w:t>
-      </w:r>
-      <w:proofErr w:type="spellEnd"/>
-      <w:r>
-        <w:rPr>
-          <w:color w:val="000000"/>
-        </w:rPr>
-        <w:t xml:space="preserve">    n;</w:t>
-      </w:r>
-    </w:p>
-    <w:p>
-      <w:pPr>
-        <w:spacing w:after="200"/>
-        <w:rPr>
-          <w:color w:val="000000"/>
-        </w:rPr>
-      </w:pPr>
-      <w:proofErr w:type="spellStart"/>
-      <w:r>
-        <w:rPr>
-          <w:color w:val="000000"/>
-        </w:rPr>
-        <w:t>public</w:t>
-      </w:r>
-      <w:proofErr w:type="spellEnd"/>
-      <w:r>
-        <w:rPr>
-          <w:color w:val="000000"/>
-        </w:rPr>
-        <w:t>:</w:t>
-      </w:r>
-    </w:p>
-    <w:p>
-      <w:pPr>
-        <w:spacing w:after="200"/>
-        <w:rPr>
-          <w:color w:val="000000"/>
-        </w:rPr>
-      </w:pPr>
-      <w:r>
-        <w:rPr>
-          <w:color w:val="000000"/>
-        </w:rPr>
-        <w:t>    Equipo(</w:t>
-      </w:r>
-      <w:proofErr w:type="spellStart"/>
-      <w:r>
-        <w:rPr>
-          <w:color w:val="000000"/>
-        </w:rPr>
-        <w:t>string</w:t>
-      </w:r>
-      <w:proofErr w:type="spellEnd"/>
-      <w:r>
-        <w:rPr>
-          <w:color w:val="000000"/>
-        </w:rPr>
-        <w:t xml:space="preserve"> c, </w:t>
-      </w:r>
-      <w:proofErr w:type="spellStart"/>
-      <w:r>
-        <w:rPr>
-          <w:color w:val="000000"/>
-        </w:rPr>
-        <w:t>int</w:t>
-      </w:r>
-      <w:proofErr w:type="spellEnd"/>
-      <w:r>
-        <w:rPr>
-          <w:color w:val="000000"/>
-        </w:rPr>
-        <w:t xml:space="preserve"> cantidad) : </w:t>
-      </w:r>
-      <w:proofErr w:type="spellStart"/>
-      <w:r>
-        <w:rPr>
-          <w:color w:val="000000"/>
-        </w:rPr>
-        <w:t>codigo</w:t>
-      </w:r>
-      <w:proofErr w:type="spellEnd"/>
-      <w:r>
-        <w:rPr>
-          <w:color w:val="000000"/>
-        </w:rPr>
-        <w:t>(c), n(cantidad) {</w:t>
-      </w:r>
-    </w:p>
-    <w:p>
-      <w:pPr>
-        <w:spacing w:after="200"/>
-        <w:rPr>
-          <w:color w:val="000000"/>
-          <w:lang w:val="en-US"/>
-        </w:rPr>
-      </w:pPr>
-      <w:r>
-        <w:rPr>
-          <w:color w:val="000000"/>
-        </w:rPr>
-        <w:t xml:space="preserve">        </w:t>
-      </w:r>
-      <w:r>
-        <w:rPr>
-          <w:color w:val="000000"/>
-          <w:lang w:val="en-US"/>
-        </w:rPr>
-        <w:t>historial = new int[n];</w:t>
-      </w:r>
-    </w:p>
-    <w:p>
-      <w:pPr>
-        <w:spacing w:after="200"/>
-        <w:rPr>
-          <w:color w:val="000000"/>
-          <w:lang w:val="en-US"/>
-        </w:rPr>
-      </w:pPr>
-      <w:r>
-        <w:rPr>
-          <w:color w:val="000000"/>
-          <w:lang w:val="en-US"/>
-        </w:rPr>
-        <w:t>        for (int i = 0; i &lt; n; i++) historial[i] = 0;</w:t>
-      </w:r>
-    </w:p>
-    <w:p>
-      <w:pPr>
-        <w:spacing w:after="200"/>
-        <w:rPr>
-          <w:color w:val="000000"/>
-        </w:rPr>
-      </w:pPr>
-      <w:r>
-        <w:rPr>
-          <w:color w:val="000000"/>
-          <w:lang w:val="en-US"/>
-        </w:rPr>
-        <w:t xml:space="preserve">    </w:t>
-      </w:r>
-      <w:r>
-        <w:rPr>
-          <w:color w:val="000000"/>
-        </w:rPr>
-        <w:t>}</w:t>
-      </w:r>
-    </w:p>
-    <w:p>
-      <w:pPr>
-        <w:spacing w:after="200"/>
-        <w:rPr>
-          <w:color w:val="000000"/>
-        </w:rPr>
-      </w:pPr>
-      <w:r>
-        <w:rPr>
-          <w:color w:val="000000"/>
-        </w:rPr>
-        <w:t xml:space="preserve">    ~Equipo() {                    // esta es la </w:t>
-      </w:r>
-      <w:proofErr w:type="spellStart"/>
-      <w:r>
-        <w:rPr>
-          <w:color w:val="000000"/>
-        </w:rPr>
-        <w:t>funcion</w:t>
-      </w:r>
-      <w:proofErr w:type="spellEnd"/>
-      <w:r>
-        <w:rPr>
-          <w:color w:val="000000"/>
-        </w:rPr>
-        <w:t xml:space="preserve"> destructor de la clase Equipo, que se encarga de liberar la memoria asignada al arreglo historial cuando un objeto de la clase es destruido.</w:t>
-      </w:r>
-    </w:p>
-    <w:p>
-      <w:pPr>
-        <w:spacing w:after="200"/>
-        <w:rPr>
-          <w:color w:val="000000"/>
-        </w:rPr>
-      </w:pPr>
-      <w:r>
-        <w:rPr>
-          <w:color w:val="000000"/>
-        </w:rPr>
-        <w:t xml:space="preserve">        </w:t>
-      </w:r>
-      <w:proofErr w:type="spellStart"/>
-      <w:r>
-        <w:rPr>
-          <w:color w:val="000000"/>
-        </w:rPr>
-        <w:t>delete</w:t>
-      </w:r>
-      <w:proofErr w:type="spellEnd"/>
-      <w:r>
-        <w:rPr>
-          <w:color w:val="000000"/>
-        </w:rPr>
-        <w:t>[] historial;</w:t>
-      </w:r>
-    </w:p>
-    <w:p>
-      <w:pPr>
-        <w:spacing w:after="200"/>
-        <w:rPr>
-          <w:color w:val="000000"/>
-        </w:rPr>
-      </w:pPr>
-      <w:r>
-        <w:rPr>
-          <w:color w:val="000000"/>
-        </w:rPr>
-        <w:t xml:space="preserve">    }   </w:t>
-      </w:r>
-    </w:p>
-    <w:p>
-      <w:pPr>
-        <w:spacing w:after="200"/>
-        <w:rPr>
-          <w:color w:val="000000"/>
-        </w:rPr>
-      </w:pPr>
-    </w:p>
-    <w:p>
-      <w:pPr>
-        <w:spacing w:after="200"/>
-        <w:rPr>
-          <w:color w:val="000000"/>
-        </w:rPr>
-      </w:pPr>
-      <w:r>
-        <w:rPr>
-          <w:color w:val="000000"/>
-        </w:rPr>
-        <w:t xml:space="preserve">    </w:t>
-      </w:r>
-      <w:proofErr w:type="spellStart"/>
-      <w:r>
-        <w:rPr>
-          <w:color w:val="000000"/>
-        </w:rPr>
-        <w:t>void</w:t>
-      </w:r>
-      <w:proofErr w:type="spellEnd"/>
-      <w:r>
-        <w:rPr>
-          <w:color w:val="000000"/>
-        </w:rPr>
-        <w:t xml:space="preserve"> registrar(</w:t>
-      </w:r>
-      <w:proofErr w:type="spellStart"/>
-      <w:r>
-        <w:rPr>
-          <w:color w:val="000000"/>
-        </w:rPr>
-        <w:t>int</w:t>
-      </w:r>
-      <w:proofErr w:type="spellEnd"/>
-      <w:r>
-        <w:rPr>
-          <w:color w:val="000000"/>
-        </w:rPr>
-        <w:t xml:space="preserve"> i, </w:t>
-      </w:r>
-      <w:proofErr w:type="spellStart"/>
-      <w:r>
-        <w:rPr>
-          <w:color w:val="000000"/>
-        </w:rPr>
-        <w:t>int</w:t>
-      </w:r>
-      <w:proofErr w:type="spellEnd"/>
-      <w:r>
-        <w:rPr>
-          <w:color w:val="000000"/>
-        </w:rPr>
-        <w:t xml:space="preserve"> v) { </w:t>
-      </w:r>
-      <w:proofErr w:type="spellStart"/>
-      <w:r>
-        <w:rPr>
-          <w:color w:val="000000"/>
-        </w:rPr>
-        <w:t>if</w:t>
-      </w:r>
-      <w:proofErr w:type="spellEnd"/>
-      <w:r>
-        <w:rPr>
-          <w:color w:val="000000"/>
-        </w:rPr>
-        <w:t xml:space="preserve"> (i &gt;= 0 &amp;&amp; i &lt; n) historial[i] = v; }   // Esta es la función registrar de la clase Equipo, que permite registrar un valor v en el arreglo historial en la posición i, siempre y cuando i esté dentro del rango válido (0 a n-1). Si i está fuera de este rango, no se realiza ninguna acción.</w:t>
-      </w:r>
-    </w:p>
-    <w:p>
-      <w:pPr>
-        <w:spacing w:after="200"/>
-        <w:rPr>
-          <w:color w:val="000000"/>
-        </w:rPr>
-      </w:pPr>
-      <w:r>
-        <w:rPr>
-          <w:color w:val="000000"/>
-        </w:rPr>
-        <w:t xml:space="preserve">    </w:t>
-      </w:r>
-      <w:proofErr w:type="spellStart"/>
-      <w:r>
-        <w:rPr>
-          <w:color w:val="000000"/>
-        </w:rPr>
-        <w:t>int</w:t>
-      </w:r>
-      <w:proofErr w:type="spellEnd"/>
-      <w:r>
-        <w:rPr>
-          <w:color w:val="000000"/>
-        </w:rPr>
-        <w:t xml:space="preserve"> total() </w:t>
-      </w:r>
-      <w:proofErr w:type="spellStart"/>
-      <w:r>
-        <w:rPr>
-          <w:color w:val="000000"/>
-        </w:rPr>
-        <w:t>const</w:t>
-      </w:r>
-      <w:proofErr w:type="spellEnd"/>
-      <w:r>
-        <w:rPr>
-          <w:color w:val="000000"/>
-        </w:rPr>
-        <w:t xml:space="preserve"> { </w:t>
-      </w:r>
-      <w:proofErr w:type="spellStart"/>
-      <w:r>
-        <w:rPr>
-          <w:color w:val="000000"/>
-        </w:rPr>
-        <w:t>int</w:t>
-      </w:r>
-      <w:proofErr w:type="spellEnd"/>
-      <w:r>
-        <w:rPr>
-          <w:color w:val="000000"/>
-        </w:rPr>
-        <w:t xml:space="preserve"> s = 0; </w:t>
-      </w:r>
-      <w:proofErr w:type="spellStart"/>
-      <w:r>
-        <w:rPr>
-          <w:color w:val="000000"/>
-        </w:rPr>
-        <w:t>for</w:t>
-      </w:r>
-      <w:proofErr w:type="spellEnd"/>
-      <w:r>
-        <w:rPr>
-          <w:color w:val="000000"/>
-        </w:rPr>
-        <w:t xml:space="preserve"> (</w:t>
-      </w:r>
-      <w:proofErr w:type="spellStart"/>
-      <w:r>
-        <w:rPr>
-          <w:color w:val="000000"/>
-        </w:rPr>
-        <w:t>int</w:t>
-      </w:r>
-      <w:proofErr w:type="spellEnd"/>
-      <w:r>
-        <w:rPr>
-          <w:color w:val="000000"/>
-        </w:rPr>
-        <w:t xml:space="preserve"> i = 0; i &lt; n; i++) s += historial[i]; </w:t>
-      </w:r>
-      <w:proofErr w:type="spellStart"/>
-      <w:r>
-        <w:rPr>
-          <w:color w:val="000000"/>
-        </w:rPr>
-        <w:t>return</w:t>
-      </w:r>
-      <w:proofErr w:type="spellEnd"/>
-      <w:r>
-        <w:rPr>
-          <w:color w:val="000000"/>
-        </w:rPr>
-        <w:t xml:space="preserve"> s; }   // Esta es la función total de la clase Equipo, que calcula y devuelve la suma de todos los valores almacenados en el arreglo historial. Recorre el arreglo desde la posición 0 hasta n-1, acumulando los valores en la variable s, y finalmente retorna el total.</w:t>
-      </w:r>
-    </w:p>
-    <w:p>
-      <w:pPr>
-        <w:spacing w:after="200"/>
-        <w:rPr>
-          <w:color w:val="000000"/>
-        </w:rPr>
-      </w:pPr>
-      <w:r>
-        <w:rPr>
-          <w:color w:val="000000"/>
-        </w:rPr>
-        <w:t xml:space="preserve">    </w:t>
-      </w:r>
-      <w:proofErr w:type="spellStart"/>
-      <w:r>
-        <w:rPr>
-          <w:color w:val="000000"/>
-        </w:rPr>
-        <w:t>string</w:t>
-      </w:r>
-      <w:proofErr w:type="spellEnd"/>
-      <w:r>
-        <w:rPr>
-          <w:color w:val="000000"/>
-        </w:rPr>
-        <w:t xml:space="preserve"> </w:t>
-      </w:r>
-      <w:proofErr w:type="spellStart"/>
-      <w:r>
-        <w:rPr>
-          <w:color w:val="000000"/>
-        </w:rPr>
-        <w:t>getCodigo</w:t>
-      </w:r>
-      <w:proofErr w:type="spellEnd"/>
-      <w:r>
-        <w:rPr>
-          <w:color w:val="000000"/>
-        </w:rPr>
-        <w:t xml:space="preserve">() </w:t>
-      </w:r>
-      <w:proofErr w:type="spellStart"/>
-      <w:r>
-        <w:rPr>
-          <w:color w:val="000000"/>
-        </w:rPr>
-        <w:t>const</w:t>
-      </w:r>
-      <w:proofErr w:type="spellEnd"/>
-      <w:r>
-        <w:rPr>
-          <w:color w:val="000000"/>
-        </w:rPr>
-        <w:t xml:space="preserve"> { </w:t>
-      </w:r>
-      <w:proofErr w:type="spellStart"/>
-      <w:r>
-        <w:rPr>
-          <w:color w:val="000000"/>
-        </w:rPr>
-        <w:t>return</w:t>
-      </w:r>
-      <w:proofErr w:type="spellEnd"/>
-      <w:r>
-        <w:rPr>
-          <w:color w:val="000000"/>
-        </w:rPr>
-        <w:t xml:space="preserve"> </w:t>
-      </w:r>
-      <w:proofErr w:type="spellStart"/>
-      <w:r>
-        <w:rPr>
-          <w:color w:val="000000"/>
-        </w:rPr>
-        <w:t>codigo</w:t>
-      </w:r>
-      <w:proofErr w:type="spellEnd"/>
-      <w:r>
-        <w:rPr>
-          <w:color w:val="000000"/>
-        </w:rPr>
-        <w:t xml:space="preserve">; }   // Esta es la función </w:t>
-      </w:r>
-      <w:proofErr w:type="spellStart"/>
-      <w:r>
-        <w:rPr>
-          <w:color w:val="000000"/>
-        </w:rPr>
-        <w:t>getCodigo</w:t>
-      </w:r>
-      <w:proofErr w:type="spellEnd"/>
-      <w:r>
-        <w:rPr>
-          <w:color w:val="000000"/>
-        </w:rPr>
-        <w:t xml:space="preserve"> de la clase Equipo, que devuelve el valor del atributo </w:t>
-      </w:r>
-      <w:proofErr w:type="spellStart"/>
-      <w:r>
-        <w:rPr>
-          <w:color w:val="000000"/>
-        </w:rPr>
-        <w:t>codigo</w:t>
-      </w:r>
-      <w:proofErr w:type="spellEnd"/>
-      <w:r>
-        <w:rPr>
-          <w:color w:val="000000"/>
-        </w:rPr>
-        <w:t xml:space="preserve"> del objeto. Es una función de acceso</w:t>
-      </w:r>
-    </w:p>
-    <w:p>
-      <w:pPr>
-        <w:spacing w:after="200"/>
-        <w:rPr>
-          <w:color w:val="000000"/>
-        </w:rPr>
-      </w:pPr>
-      <w:r>
-        <w:rPr>
-          <w:color w:val="000000"/>
-        </w:rPr>
-        <w:t xml:space="preserve">    </w:t>
-      </w:r>
-    </w:p>
-    <w:p>
-      <w:pPr>
-        <w:spacing w:after="200"/>
-        <w:rPr>
-          <w:color w:val="000000"/>
-        </w:rPr>
-      </w:pPr>
-      <w:r>
-        <w:rPr>
-          <w:color w:val="000000"/>
-        </w:rPr>
-        <w:t>};</w:t>
-      </w:r>
-    </w:p>
-    <w:p>
-      <w:pPr>
-        <w:spacing w:after="200"/>
-        <w:rPr>
-          <w:color w:val="000000"/>
-        </w:rPr>
-      </w:pPr>
-    </w:p>
-    <w:p>
-      <w:pPr>
-        <w:spacing w:after="200"/>
-        <w:rPr>
-          <w:color w:val="000000"/>
-        </w:rPr>
-      </w:pPr>
-      <w:proofErr w:type="spellStart"/>
-      <w:r>
-        <w:rPr>
-          <w:color w:val="000000"/>
-        </w:rPr>
-        <w:t>int</w:t>
-      </w:r>
-      <w:proofErr w:type="spellEnd"/>
-      <w:r>
-        <w:rPr>
-          <w:color w:val="000000"/>
-        </w:rPr>
-        <w:t xml:space="preserve">* </w:t>
-      </w:r>
-      <w:proofErr w:type="spellStart"/>
-      <w:r>
-        <w:rPr>
-          <w:color w:val="000000"/>
-        </w:rPr>
-        <w:t>copiarTotales</w:t>
-      </w:r>
-      <w:proofErr w:type="spellEnd"/>
-      <w:r>
-        <w:rPr>
-          <w:color w:val="000000"/>
-        </w:rPr>
-        <w:t xml:space="preserve">(Equipo** equipos, </w:t>
-      </w:r>
-      <w:proofErr w:type="spellStart"/>
-      <w:r>
-        <w:rPr>
-          <w:color w:val="000000"/>
-        </w:rPr>
-        <w:t>int</w:t>
-      </w:r>
-      <w:proofErr w:type="spellEnd"/>
-      <w:r>
-        <w:rPr>
-          <w:color w:val="000000"/>
-        </w:rPr>
-        <w:t xml:space="preserve"> cuantos) {</w:t>
-      </w:r>
-    </w:p>
-    <w:p>
-      <w:pPr>
-        <w:spacing w:after="200"/>
-        <w:rPr>
-          <w:color w:val="000000"/>
-          <w:lang w:val="en-US"/>
-        </w:rPr>
-      </w:pPr>
-      <w:r>
-        <w:rPr>
-          <w:color w:val="000000"/>
-        </w:rPr>
-        <w:t xml:space="preserve">    </w:t>
-      </w:r>
-      <w:r>
-        <w:rPr>
-          <w:color w:val="000000"/>
-          <w:lang w:val="en-US"/>
-        </w:rPr>
-        <w:t>int* copia = new int[cuantos];</w:t>
-      </w:r>
-    </w:p>
-    <w:p>
-      <w:pPr>
-        <w:spacing w:after="200"/>
-        <w:rPr>
-          <w:color w:val="000000"/>
-          <w:lang w:val="en-US"/>
-        </w:rPr>
-      </w:pPr>
-      <w:r>
-        <w:rPr>
-          <w:color w:val="000000"/>
-          <w:lang w:val="en-US"/>
-        </w:rPr>
-        <w:t>    for (int i = 0; i &lt; cuantos; i++) copia[i] = equipos[i]-&gt;total();</w:t>
-      </w:r>
-    </w:p>
-    <w:p>
-      <w:pPr>
-        <w:spacing w:after="200"/>
-        <w:rPr>
-          <w:color w:val="000000"/>
-          <w:lang w:val="en-US"/>
-        </w:rPr>
-      </w:pPr>
-      <w:r>
-        <w:rPr>
-          <w:color w:val="000000"/>
-          <w:lang w:val="en-US"/>
-        </w:rPr>
-        <w:t>    return copia;</w:t>
-      </w:r>
-    </w:p>
-    <w:p>
-      <w:pPr>
-        <w:spacing w:after="200"/>
-        <w:rPr>
-          <w:color w:val="000000"/>
-          <w:lang w:val="en-US"/>
-        </w:rPr>
-      </w:pPr>
-      <w:r>
-        <w:rPr>
-          <w:color w:val="000000"/>
-          <w:lang w:val="en-US"/>
-        </w:rPr>
-        <w:t>}</w:t>
-      </w:r>
-    </w:p>
-    <w:p>
-      <w:pPr>
-        <w:spacing w:after="200"/>
-        <w:rPr>
-          <w:color w:val="000000"/>
-          <w:lang w:val="en-US"/>
-        </w:rPr>
-      </w:pPr>
-    </w:p>
-    <w:p>
-      <w:pPr>
-        <w:spacing w:after="200"/>
-        <w:rPr>
-          <w:color w:val="000000"/>
-          <w:lang w:val="en-US"/>
-        </w:rPr>
-      </w:pPr>
-      <w:r>
-        <w:rPr>
-          <w:color w:val="000000"/>
-          <w:lang w:val="en-US"/>
-        </w:rPr>
-        <w:t>int main() {</w:t>
-      </w:r>
-    </w:p>
-    <w:p>
-      <w:pPr>
-        <w:spacing w:after="200"/>
-        <w:rPr>
-          <w:color w:val="000000"/>
-          <w:lang w:val="en-US"/>
-        </w:rPr>
-      </w:pPr>
-      <w:r>
-        <w:rPr>
-          <w:color w:val="000000"/>
-          <w:lang w:val="en-US"/>
-        </w:rPr>
-        <w:t>    const int N = 3;</w:t>
-      </w:r>
-    </w:p>
-    <w:p>
-      <w:pPr>
-        <w:spacing w:after="200"/>
-        <w:rPr>
-          <w:color w:val="000000"/>
-        </w:rPr>
-      </w:pPr>
-      <w:r>
-        <w:rPr>
-          <w:color w:val="000000"/>
-          <w:lang w:val="en-US"/>
-        </w:rPr>
-        <w:t xml:space="preserve">    </w:t>
-      </w:r>
-      <w:r>
-        <w:rPr>
-          <w:color w:val="000000"/>
-        </w:rPr>
-        <w:t>Equipo** equipos = new Equipo*[N];</w:t>
-      </w:r>
-    </w:p>
-    <w:p>
-      <w:pPr>
-        <w:spacing w:after="200"/>
-        <w:rPr>
-          <w:color w:val="000000"/>
-        </w:rPr>
-      </w:pPr>
-      <w:r>
-        <w:rPr>
-          <w:color w:val="000000"/>
-        </w:rPr>
-        <w:lastRenderedPageBreak/>
-        <w:t>    equipos[0] = new Equipo("EQ-01", 4);</w:t>
-      </w:r>
-    </w:p>
-    <w:p>
-      <w:pPr>
-        <w:spacing w:after="200"/>
-        <w:rPr>
-          <w:color w:val="000000"/>
-        </w:rPr>
-      </w:pPr>
-      <w:r>
-        <w:rPr>
-          <w:color w:val="000000"/>
-        </w:rPr>
-        <w:t>    equipos[1] = new Equipo("EQ-02", 4);</w:t>
-      </w:r>
-    </w:p>
-    <w:p>
-      <w:pPr>
-        <w:spacing w:after="200"/>
-        <w:rPr>
-          <w:color w:val="000000"/>
-        </w:rPr>
-      </w:pPr>
-      <w:r>
-        <w:rPr>
-          <w:color w:val="000000"/>
-        </w:rPr>
-        <w:t>    equipos[2] = new Equipo("EQ-03", 4);</w:t>
-      </w:r>
-    </w:p>
-    <w:p>
-      <w:pPr>
-        <w:spacing w:after="200"/>
-        <w:rPr>
-          <w:color w:val="000000"/>
-        </w:rPr>
-      </w:pPr>
-    </w:p>
-    <w:p>
-      <w:pPr>
-        <w:spacing w:after="200"/>
-        <w:rPr>
-          <w:color w:val="000000"/>
-        </w:rPr>
-      </w:pPr>
-      <w:r>
-        <w:rPr>
-          <w:color w:val="000000"/>
-        </w:rPr>
-        <w:t>    equipos[0]-&gt;registrar(0, 5); equipos[0]-&gt;registrar(1, 3);</w:t>
-      </w:r>
-    </w:p>
-    <w:p>
-      <w:pPr>
-        <w:spacing w:after="200"/>
-        <w:rPr>
-          <w:color w:val="000000"/>
-        </w:rPr>
-      </w:pPr>
-      <w:r>
-        <w:rPr>
-          <w:color w:val="000000"/>
-        </w:rPr>
-        <w:t>    equipos[1]-&gt;registrar(0, 9);</w:t>
-      </w:r>
-    </w:p>
-    <w:p>
-      <w:pPr>
-        <w:spacing w:after="200"/>
-        <w:rPr>
-          <w:color w:val="000000"/>
-        </w:rPr>
-      </w:pPr>
-      <w:r>
-        <w:rPr>
-          <w:color w:val="000000"/>
-        </w:rPr>
-        <w:t>    equipos[2]-&gt;registrar(2, 7); equipos[2]-&gt;registrar(3, 1);</w:t>
-      </w:r>
-    </w:p>
-    <w:p>
-      <w:pPr>
-        <w:spacing w:after="200"/>
-        <w:rPr>
-          <w:color w:val="000000"/>
-        </w:rPr>
-      </w:pPr>
-    </w:p>
-    <w:p>
-      <w:pPr>
-        <w:spacing w:after="200"/>
-        <w:rPr>
-          <w:color w:val="000000"/>
-        </w:rPr>
-      </w:pPr>
-      <w:r>
-        <w:rPr>
-          <w:color w:val="000000"/>
-        </w:rPr>
-        <w:t xml:space="preserve">    </w:t>
-      </w:r>
-      <w:proofErr w:type="spellStart"/>
-      <w:r>
-        <w:rPr>
-          <w:color w:val="000000"/>
-        </w:rPr>
-        <w:t>int</w:t>
-      </w:r>
-      <w:proofErr w:type="spellEnd"/>
-      <w:r>
-        <w:rPr>
-          <w:color w:val="000000"/>
-        </w:rPr>
-        <w:t xml:space="preserve">* totales = </w:t>
-      </w:r>
-      <w:proofErr w:type="spellStart"/>
-      <w:r>
-        <w:rPr>
-          <w:color w:val="000000"/>
-        </w:rPr>
-        <w:t>copiarTotales</w:t>
-      </w:r>
-      <w:proofErr w:type="spellEnd"/>
-      <w:r>
-        <w:rPr>
-          <w:color w:val="000000"/>
-        </w:rPr>
-        <w:t>(equipos, N);</w:t>
-      </w:r>
-    </w:p>
-    <w:p>
-      <w:pPr>
-        <w:spacing w:after="200"/>
-        <w:rPr>
-          <w:color w:val="000000"/>
-          <w:lang w:val="en-US"/>
-        </w:rPr>
-      </w:pPr>
-      <w:r>
-        <w:rPr>
-          <w:color w:val="000000"/>
-        </w:rPr>
-        <w:t xml:space="preserve">    </w:t>
-      </w:r>
-      <w:r>
-        <w:rPr>
-          <w:color w:val="000000"/>
-          <w:lang w:val="en-US"/>
-        </w:rPr>
-        <w:t>int suma = 0;</w:t>
-      </w:r>
-    </w:p>
-    <w:p>
-      <w:pPr>
-        <w:spacing w:after="200"/>
-        <w:rPr>
-          <w:color w:val="000000"/>
-          <w:lang w:val="en-US"/>
-        </w:rPr>
-      </w:pPr>
-      <w:r>
-        <w:rPr>
-          <w:color w:val="000000"/>
-          <w:lang w:val="en-US"/>
-        </w:rPr>
-        <w:t>    for (int i = 0; i &lt; N; i++) {</w:t>
-      </w:r>
-    </w:p>
-    <w:p>
-      <w:pPr>
-        <w:spacing w:after="200"/>
-        <w:rPr>
-          <w:color w:val="000000"/>
-        </w:rPr>
-      </w:pPr>
-      <w:r>
-        <w:rPr>
-          <w:color w:val="000000"/>
-          <w:lang w:val="en-US"/>
-        </w:rPr>
-        <w:t xml:space="preserve">        </w:t>
-      </w:r>
-      <w:proofErr w:type="spellStart"/>
-      <w:r>
-        <w:rPr>
-          <w:color w:val="000000"/>
-        </w:rPr>
-        <w:t>cout</w:t>
-      </w:r>
-      <w:proofErr w:type="spellEnd"/>
-      <w:r>
-        <w:rPr>
-          <w:color w:val="000000"/>
-        </w:rPr>
-        <w:t xml:space="preserve"> &lt;&lt; equipos[i]-&gt;</w:t>
-      </w:r>
-      <w:proofErr w:type="spellStart"/>
-      <w:r>
-        <w:rPr>
-          <w:color w:val="000000"/>
-        </w:rPr>
-        <w:t>getCodigo</w:t>
-      </w:r>
-      <w:proofErr w:type="spellEnd"/>
-      <w:r>
-        <w:rPr>
-          <w:color w:val="000000"/>
-        </w:rPr>
-        <w:t xml:space="preserve">() &lt;&lt; ": " &lt;&lt; totales[i] &lt;&lt; </w:t>
-      </w:r>
-      <w:proofErr w:type="spellStart"/>
-      <w:r>
-        <w:rPr>
-          <w:color w:val="000000"/>
-        </w:rPr>
-        <w:t>endl</w:t>
-      </w:r>
-      <w:proofErr w:type="spellEnd"/>
-      <w:r>
-        <w:rPr>
-          <w:color w:val="000000"/>
-        </w:rPr>
-        <w:t>;</w:t>
-      </w:r>
-    </w:p>
-    <w:p>
-      <w:pPr>
-        <w:spacing w:after="200"/>
-        <w:rPr>
-          <w:color w:val="000000"/>
-        </w:rPr>
-      </w:pPr>
-      <w:r>
-        <w:rPr>
-          <w:color w:val="000000"/>
-        </w:rPr>
-        <w:t>        suma += totales[i];</w:t>
-      </w:r>
-    </w:p>
-    <w:p>
-      <w:pPr>
-        <w:spacing w:after="200"/>
-        <w:rPr>
-          <w:color w:val="000000"/>
-        </w:rPr>
-      </w:pPr>
-      <w:r>
-        <w:rPr>
-          <w:color w:val="000000"/>
-        </w:rPr>
-        <w:t>    }</w:t>
-      </w:r>
-    </w:p>
-    <w:p>
-      <w:pPr>
-        <w:spacing w:after="200"/>
-        <w:rPr>
-          <w:color w:val="000000"/>
-        </w:rPr>
-      </w:pPr>
-      <w:r>
-        <w:rPr>
-          <w:color w:val="000000"/>
-        </w:rPr>
-        <w:t xml:space="preserve">    </w:t>
-      </w:r>
-      <w:proofErr w:type="spellStart"/>
-      <w:r>
-        <w:rPr>
-          <w:color w:val="000000"/>
-        </w:rPr>
-        <w:t>cout</w:t>
-      </w:r>
-      <w:proofErr w:type="spellEnd"/>
-      <w:r>
-        <w:rPr>
-          <w:color w:val="000000"/>
-        </w:rPr>
-        <w:t xml:space="preserve"> &lt;&lt; "SUMA=" &lt;&lt; suma &lt;&lt; </w:t>
-      </w:r>
-      <w:proofErr w:type="spellStart"/>
-      <w:r>
-        <w:rPr>
-          <w:color w:val="000000"/>
-        </w:rPr>
-        <w:t>endl</w:t>
-      </w:r>
-      <w:proofErr w:type="spellEnd"/>
-      <w:r>
-        <w:rPr>
-          <w:color w:val="000000"/>
-        </w:rPr>
-        <w:t>;</w:t>
-      </w:r>
-    </w:p>
-    <w:p>
-      <w:pPr>
-        <w:spacing w:after="200"/>
-        <w:rPr>
-          <w:color w:val="000000"/>
-        </w:rPr>
-      </w:pPr>
-    </w:p>
-    <w:p>
-      <w:pPr>
-        <w:spacing w:after="200"/>
-        <w:rPr>
-          <w:color w:val="000000"/>
-        </w:rPr>
-      </w:pPr>
-      <w:r>
-        <w:rPr>
-          <w:color w:val="000000"/>
-        </w:rPr>
-        <w:t xml:space="preserve">    </w:t>
-      </w:r>
-      <w:proofErr w:type="spellStart"/>
-      <w:r>
-        <w:rPr>
-          <w:color w:val="000000"/>
-        </w:rPr>
-        <w:t>if</w:t>
-      </w:r>
-      <w:proofErr w:type="spellEnd"/>
-      <w:r>
-        <w:rPr>
-          <w:color w:val="000000"/>
-        </w:rPr>
-        <w:t xml:space="preserve"> (suma == 25)   // el </w:t>
-      </w:r>
-      <w:proofErr w:type="spellStart"/>
-      <w:r>
-        <w:rPr>
-          <w:color w:val="000000"/>
-        </w:rPr>
-        <w:t>codigo</w:t>
-      </w:r>
-      <w:proofErr w:type="spellEnd"/>
-      <w:r>
-        <w:rPr>
-          <w:color w:val="000000"/>
-        </w:rPr>
-        <w:t xml:space="preserve"> se DERIVA de los totales correctos</w:t>
-      </w:r>
-    </w:p>
-    <w:p>
-      <w:pPr>
-        <w:spacing w:after="200"/>
-        <w:rPr>
-          <w:color w:val="000000"/>
-        </w:rPr>
-      </w:pPr>
-      <w:r>
-        <w:rPr>
-          <w:color w:val="000000"/>
-        </w:rPr>
-        <w:t xml:space="preserve">        </w:t>
-      </w:r>
-      <w:proofErr w:type="spellStart"/>
-      <w:r>
-        <w:rPr>
-          <w:color w:val="000000"/>
-        </w:rPr>
-        <w:t>cout</w:t>
-      </w:r>
-      <w:proofErr w:type="spellEnd"/>
-      <w:r>
-        <w:rPr>
-          <w:color w:val="000000"/>
-        </w:rPr>
-        <w:t xml:space="preserve"> &lt;&lt; "TICKET CERRADO - </w:t>
-      </w:r>
-      <w:proofErr w:type="spellStart"/>
-      <w:r>
-        <w:rPr>
-          <w:color w:val="000000"/>
-        </w:rPr>
-        <w:t>codigo</w:t>
-      </w:r>
-      <w:proofErr w:type="spellEnd"/>
-      <w:r>
-        <w:rPr>
-          <w:color w:val="000000"/>
-        </w:rPr>
-        <w:t xml:space="preserve"> de cierre: 4421-"</w:t>
-      </w:r>
-    </w:p>
-    <w:p>
-      <w:pPr>
-        <w:spacing w:after="200"/>
-        <w:rPr>
-          <w:color w:val="000000"/>
-        </w:rPr>
-      </w:pPr>
-      <w:r>
-        <w:rPr>
-          <w:color w:val="000000"/>
-        </w:rPr>
-        <w:t xml:space="preserve">             &lt;&lt; totales[0] &lt;&lt; totales[1] &lt;&lt; totales[2] &lt;&lt; suma &lt;&lt; </w:t>
-      </w:r>
-      <w:proofErr w:type="spellStart"/>
-      <w:r>
-        <w:rPr>
-          <w:color w:val="000000"/>
-        </w:rPr>
-        <w:t>endl</w:t>
-      </w:r>
-      <w:proofErr w:type="spellEnd"/>
-      <w:r>
-        <w:rPr>
-          <w:color w:val="000000"/>
-        </w:rPr>
-        <w:t>;</w:t>
-      </w:r>
-    </w:p>
-    <w:p>
-      <w:pPr>
-        <w:spacing w:after="200"/>
-        <w:rPr>
-          <w:color w:val="000000"/>
-        </w:rPr>
-      </w:pPr>
-    </w:p>
-    <w:p>
-      <w:pPr>
-        <w:spacing w:after="200"/>
-        <w:rPr>
-          <w:color w:val="000000"/>
-        </w:rPr>
-      </w:pPr>
-      <w:r>
-        <w:rPr>
-          <w:color w:val="000000"/>
-        </w:rPr>
-        <w:t xml:space="preserve">    </w:t>
-      </w:r>
-      <w:proofErr w:type="spellStart"/>
-      <w:r>
-        <w:rPr>
-          <w:color w:val="000000"/>
-        </w:rPr>
-        <w:t>for</w:t>
-      </w:r>
-      <w:proofErr w:type="spellEnd"/>
-      <w:r>
-        <w:rPr>
-          <w:color w:val="000000"/>
-        </w:rPr>
-        <w:t xml:space="preserve"> (</w:t>
-      </w:r>
-      <w:proofErr w:type="spellStart"/>
-      <w:r>
-        <w:rPr>
-          <w:color w:val="000000"/>
-        </w:rPr>
-        <w:t>int</w:t>
-      </w:r>
-      <w:proofErr w:type="spellEnd"/>
-      <w:r>
-        <w:rPr>
-          <w:color w:val="000000"/>
-        </w:rPr>
-        <w:t xml:space="preserve"> i = 0; i &lt; N; i++) {  // liberar memoria de cada objeto Equipo, se </w:t>
-      </w:r>
-      <w:proofErr w:type="spellStart"/>
-      <w:r>
-        <w:rPr>
-          <w:color w:val="000000"/>
-        </w:rPr>
-        <w:t>creo</w:t>
-      </w:r>
-      <w:proofErr w:type="spellEnd"/>
-      <w:r>
-        <w:rPr>
-          <w:color w:val="000000"/>
-        </w:rPr>
-        <w:t xml:space="preserve"> un For para recorrer el arreglo de punteros a objetos Equipo y liberar la memoria de cada objeto utilizando </w:t>
-      </w:r>
-      <w:proofErr w:type="spellStart"/>
-      <w:r>
-        <w:rPr>
-          <w:color w:val="000000"/>
-        </w:rPr>
-        <w:t>delete</w:t>
-      </w:r>
-      <w:proofErr w:type="spellEnd"/>
-      <w:r>
-        <w:rPr>
-          <w:color w:val="000000"/>
-        </w:rPr>
-        <w:t>.</w:t>
-      </w:r>
-    </w:p>
-    <w:p>
-      <w:pPr>
-        <w:spacing w:after="200"/>
-        <w:rPr>
-          <w:color w:val="000000"/>
-        </w:rPr>
-      </w:pPr>
-      <w:r>
-        <w:rPr>
-          <w:color w:val="000000"/>
-        </w:rPr>
-        <w:t xml:space="preserve">        </w:t>
-      </w:r>
-      <w:proofErr w:type="spellStart"/>
-      <w:r>
-        <w:rPr>
-          <w:color w:val="000000"/>
-        </w:rPr>
-        <w:t>delete</w:t>
-      </w:r>
-      <w:proofErr w:type="spellEnd"/>
-      <w:r>
-        <w:rPr>
-          <w:color w:val="000000"/>
-        </w:rPr>
-        <w:t xml:space="preserve"> equipos[i];         //  Esto asegura que no haya fugas de memoria al final del programa.</w:t>
-      </w:r>
-    </w:p>
-    <w:p>
-      <w:pPr>
-        <w:spacing w:after="200"/>
-        <w:rPr>
-          <w:color w:val="000000"/>
-        </w:rPr>
-      </w:pPr>
-      <w:r>
-        <w:rPr>
-          <w:color w:val="000000"/>
-        </w:rPr>
-        <w:t>    }</w:t>
-      </w:r>
-    </w:p>
-    <w:p>
-      <w:pPr>
-        <w:spacing w:after="200"/>
-        <w:rPr>
-          <w:color w:val="000000"/>
-        </w:rPr>
-      </w:pPr>
-      <w:r>
-        <w:rPr>
-          <w:color w:val="000000"/>
-        </w:rPr>
-        <w:t xml:space="preserve">    </w:t>
-      </w:r>
-      <w:proofErr w:type="spellStart"/>
-      <w:r>
-        <w:rPr>
-          <w:color w:val="000000"/>
-        </w:rPr>
-        <w:t>delete</w:t>
-      </w:r>
-      <w:proofErr w:type="spellEnd"/>
-      <w:r>
-        <w:rPr>
-          <w:color w:val="000000"/>
-        </w:rPr>
-        <w:t>[] equipos;</w:t>
-      </w:r>
-    </w:p>
-    <w:p>
-      <w:pPr>
-        <w:spacing w:after="200"/>
-        <w:rPr>
-          <w:color w:val="000000"/>
-        </w:rPr>
-      </w:pPr>
-      <w:r>
-        <w:rPr>
-          <w:color w:val="000000"/>
-        </w:rPr>
-        <w:t xml:space="preserve">    </w:t>
-      </w:r>
-      <w:proofErr w:type="spellStart"/>
-      <w:r>
-        <w:rPr>
-          <w:color w:val="000000"/>
-        </w:rPr>
-        <w:t>delete</w:t>
-      </w:r>
-      <w:proofErr w:type="spellEnd"/>
-      <w:r>
-        <w:rPr>
-          <w:color w:val="000000"/>
-        </w:rPr>
-        <w:t>[] totales;</w:t>
-      </w:r>
-    </w:p>
-    <w:p>
-      <w:pPr>
-        <w:spacing w:after="200"/>
-        <w:rPr>
-          <w:color w:val="000000"/>
-        </w:rPr>
-      </w:pPr>
-    </w:p>
-    <w:p>
-      <w:pPr>
-        <w:spacing w:after="200"/>
-        <w:rPr>
-          <w:color w:val="000000"/>
-        </w:rPr>
-      </w:pPr>
-      <w:r>
-        <w:rPr>
-          <w:color w:val="000000"/>
-        </w:rPr>
-        <w:t xml:space="preserve">    </w:t>
-      </w:r>
-      <w:proofErr w:type="spellStart"/>
-      <w:r>
-        <w:rPr>
-          <w:color w:val="000000"/>
-        </w:rPr>
-        <w:t>return</w:t>
-      </w:r>
-      <w:proofErr w:type="spellEnd"/>
-      <w:r>
-        <w:rPr>
-          <w:color w:val="000000"/>
-        </w:rPr>
-        <w:t xml:space="preserve"> 0;</w:t>
-      </w:r>
-    </w:p>
-    <w:p>
-      <w:pPr>
-        <w:spacing w:after="200"/>
-        <w:rPr>
-          <w:color w:val="000000"/>
-        </w:rPr>
-      </w:pPr>
-      <w:r>
-        <w:rPr>
-          <w:color w:val="000000"/>
-        </w:rPr>
-        <w:t>}</w:t>
+        </w:rPr>
+        <w:drawing>
+          <wp:inline distT="0" distB="0" distL="0" distR="0" wp14:anchorId="400A3575" wp14:editId="7E823E28">
+            <wp:extent cx="6400800" cy="1189355"/>
+            <wp:effectExtent l="0" t="0" r="0" b="0"/>
+            <wp:docPr id="476754950" name="Imagen 1"/>
+            <wp:cNvGraphicFramePr>
+              <a:graphicFrameLocks xmlns:a="http://schemas.openxmlformats.org/drawingml/2006/main" noChangeAspect="1"/>
+            </wp:cNvGraphicFramePr>
+            <a:graphic xmlns:a="http://schemas.openxmlformats.org/drawingml/2006/main">
+              <a:graphicData uri="http://schemas.openxmlformats.org/drawingml/2006/picture">
+                <pic:pic xmlns:pic="http://schemas.openxmlformats.org/drawingml/2006/picture">
+                  <pic:nvPicPr>
+                    <pic:cNvPr id="476754950" name=""/>
+                    <pic:cNvPicPr/>
+                  </pic:nvPicPr>
+                  <pic:blipFill>
+                    <a:blip r:embed="rId12"/>
+                    <a:stretch>
+                      <a:fillRect/>
+                    </a:stretch>
+                  </pic:blipFill>
+                  <pic:spPr>
+                    <a:xfrm>
+                      <a:off x="0" y="0"/>
+                      <a:ext cx="6400800" cy="1189355"/>
+                    </a:xfrm>
+                    <a:prstGeom prst="rect">
+                      <a:avLst/>
+                    </a:prstGeom>
+                  </pic:spPr>
+                </pic:pic>
+              </a:graphicData>
+            </a:graphic>
+          </wp:inline>
+        </w:drawing>
       </w:r>
     </w:p>
     <w:p>
@@ -7841,7 +6105,23 @@
           <w:sz w:val="19"/>
           <w:szCs w:val="19"/>
         </w:rPr>
-        <w:t>, llamando al método prestar().</w:t>
+        <w:t xml:space="preserve">, llamando al método </w:t>
+      </w:r>
+      <w:proofErr w:type="gramStart"/>
+      <w:r>
+        <w:rPr>
+          <w:sz w:val="19"/>
+          <w:szCs w:val="19"/>
+        </w:rPr>
+        <w:t>prestar(</w:t>
+      </w:r>
+      <w:proofErr w:type="gramEnd"/>
+      <w:r>
+        <w:rPr>
+          <w:sz w:val="19"/>
+          <w:szCs w:val="19"/>
+        </w:rPr>
+        <w:t>).</w:t>
       </w:r>
     </w:p>
     <w:p>
@@ -7860,8 +6140,19 @@
           <w:sz w:val="19"/>
           <w:szCs w:val="19"/>
         </w:rPr>
-        <w:t>Hacer que cada objeto responda con SU propia descripción</w:t>
-      </w:r>
+        <w:t xml:space="preserve">Hacer que cada objeto responda con SU propia </w:t>
+      </w:r>
+      <w:proofErr w:type="gramStart"/>
+      <w:r>
+        <w:rPr>
+          <w:b/>
+          <w:bCs/>
+          <w:sz w:val="19"/>
+          <w:szCs w:val="19"/>
+        </w:rPr>
+        <w:t>descripción</w:t>
+      </w:r>
+      <w:proofErr w:type="gramEnd"/>
       <w:r>
         <w:rPr>
           <w:sz w:val="19"/>
@@ -8067,8 +6358,18 @@
           <w:sz w:val="15"/>
           <w:szCs w:val="15"/>
         </w:rPr>
-        <w:t xml:space="preserve"> pruebas_t4.sh )</w:t>
-      </w:r>
+        <w:t xml:space="preserve"> </w:t>
+      </w:r>
+      <w:proofErr w:type="gramStart"/>
+      <w:r>
+        <w:rPr>
+          <w:rFonts w:ascii="Consolas" w:eastAsia="Consolas" w:hAnsi="Consolas" w:cs="Consolas"/>
+          <w:sz w:val="15"/>
+          <w:szCs w:val="15"/>
+        </w:rPr>
+        <w:t>pruebas_t4.sh )</w:t>
+      </w:r>
+      <w:proofErr w:type="gramEnd"/>
     </w:p>
     <w:p>
       <w:pPr>
@@ -8117,6 +6418,7 @@
         <w:t xml:space="preserve">Olvidar la palabra virtual en el método </w:t>
       </w:r>
       <w:proofErr w:type="spellStart"/>
+      <w:proofErr w:type="gramStart"/>
       <w:r>
         <w:rPr>
           <w:sz w:val="19"/>
@@ -8130,7 +6432,15 @@
           <w:sz w:val="19"/>
           <w:szCs w:val="19"/>
         </w:rPr>
-        <w:t>() de la clase base: los objetos hijos imprimen la descripción del padre.</w:t>
+        <w:t>(</w:t>
+      </w:r>
+      <w:proofErr w:type="gramEnd"/>
+      <w:r>
+        <w:rPr>
+          <w:sz w:val="19"/>
+          <w:szCs w:val="19"/>
+        </w:rPr>
+        <w:t>) de la clase base: los objetos hijos imprimen la descripción del padre.</w:t>
       </w:r>
     </w:p>
     <w:p>
@@ -8397,9 +6707,17 @@
         <w:rPr>
           <w:color w:val="000000"/>
         </w:rPr>
-        <w:t>Corregir el método retirar(</w:t>
+        <w:t xml:space="preserve">Corregir el método </w:t>
+      </w:r>
+      <w:proofErr w:type="gramStart"/>
+      <w:r>
+        <w:rPr>
+          <w:color w:val="000000"/>
+        </w:rPr>
+        <w:t>retirar(</w:t>
       </w:r>
       <w:proofErr w:type="spellStart"/>
+      <w:proofErr w:type="gramEnd"/>
       <w:r>
         <w:rPr>
           <w:color w:val="000000"/>
@@ -8844,12 +7162,6 @@
         <w:gridCol w:w="1700"/>
       </w:tblGrid>
       <w:tr>
-        <w:tblPrEx>
-          <w:tblCellMar>
-            <w:top w:w="0" w:type="dxa"/>
-            <w:bottom w:w="0" w:type="dxa"/>
-          </w:tblCellMar>
-        </w:tblPrEx>
         <w:trPr>
           <w:tblHeader/>
         </w:trPr>
@@ -9023,12 +7335,6 @@
         </w:tc>
       </w:tr>
       <w:tr>
-        <w:tblPrEx>
-          <w:tblCellMar>
-            <w:top w:w="0" w:type="dxa"/>
-            <w:bottom w:w="0" w:type="dxa"/>
-          </w:tblCellMar>
-        </w:tblPrEx>
         <w:tc>
           <w:tcPr>
             <w:tcW w:w="1200" w:type="dxa"/>
@@ -9154,12 +7460,6 @@
         </w:tc>
       </w:tr>
       <w:tr>
-        <w:tblPrEx>
-          <w:tblCellMar>
-            <w:top w:w="0" w:type="dxa"/>
-            <w:bottom w:w="0" w:type="dxa"/>
-          </w:tblCellMar>
-        </w:tblPrEx>
         <w:tc>
           <w:tcPr>
             <w:tcW w:w="1200" w:type="dxa"/>
@@ -9284,12 +7584,6 @@
         </w:tc>
       </w:tr>
       <w:tr>
-        <w:tblPrEx>
-          <w:tblCellMar>
-            <w:top w:w="0" w:type="dxa"/>
-            <w:bottom w:w="0" w:type="dxa"/>
-          </w:tblCellMar>
-        </w:tblPrEx>
         <w:tc>
           <w:tcPr>
             <w:tcW w:w="1200" w:type="dxa"/>
@@ -9408,12 +7702,6 @@
         </w:tc>
       </w:tr>
       <w:tr>
-        <w:tblPrEx>
-          <w:tblCellMar>
-            <w:top w:w="0" w:type="dxa"/>
-            <w:bottom w:w="0" w:type="dxa"/>
-          </w:tblCellMar>
-        </w:tblPrEx>
         <w:tc>
           <w:tcPr>
             <w:tcW w:w="1200" w:type="dxa"/>
@@ -9538,12 +7826,6 @@
         </w:tc>
       </w:tr>
       <w:tr>
-        <w:tblPrEx>
-          <w:tblCellMar>
-            <w:top w:w="0" w:type="dxa"/>
-            <w:bottom w:w="0" w:type="dxa"/>
-          </w:tblCellMar>
-        </w:tblPrEx>
         <w:tc>
           <w:tcPr>
             <w:tcW w:w="1200" w:type="dxa"/>
@@ -9790,8 +8072,8 @@
       </w:r>
     </w:p>
     <w:sectPr>
-      <w:headerReference w:type="default" r:id="rId7"/>
-      <w:footerReference w:type="default" r:id="rId8"/>
+      <w:headerReference w:type="default" r:id="rId13"/>
+      <w:footerReference w:type="default" r:id="rId14"/>
       <w:pgSz w:w="12240" w:h="15840"/>
       <w:pgMar w:top="1000" w:right="1080" w:bottom="1000" w:left="1080" w:header="708" w:footer="708" w:gutter="0"/>
       <w:cols w:space="720"/>
@@ -10907,6 +9189,7 @@
   <w:style w:type="character" w:default="1" w:styleId="Fuentedeprrafopredeter">
     <w:name w:val="Default Paragraph Font"/>
     <w:uiPriority w:val="1"/>
+    <w:semiHidden/>
     <w:unhideWhenUsed/>
   </w:style>
   <w:style w:type="table" w:default="1" w:styleId="Tablanormal">
